--- a/TI 3B_2341720169_Dimas Adi Bayu Samudra_JOBSHEET PRAKTIKUM 6.docx
+++ b/TI 3B_2341720169_Dimas Adi Bayu Samudra_JOBSHEET PRAKTIKUM 6.docx
@@ -621,7 +621,7 @@
                 <w:szCs w:val="24"/>
                 <w:lang w:val="en-US" w:eastAsia="en-ID"/>
               </w:rPr>
-              <w:t>3</w:t>
+              <w:t>6</w:t>
             </w:r>
           </w:p>
         </w:tc>
@@ -851,54 +851,68 @@
                 <w:lang w:eastAsia="en-ID"/>
               </w:rPr>
             </w:pPr>
-          </w:p>
-        </w:tc>
-      </w:tr>
-      <w:tr>
-        <w:tc>
-          <w:tcPr>
-            <w:tcW w:w="1129" w:type="dxa"/>
-          </w:tcPr>
-          <w:p>
-            <w:pPr>
-              <w:spacing w:before="60" w:line="360" w:lineRule="auto"/>
-              <w:ind w:firstLine="0"/>
-              <w:jc w:val="center"/>
-              <w:rPr>
-                <w:rFonts w:eastAsia="Times New Roman" w:cs="Times New Roman"/>
-                <w:szCs w:val="24"/>
-                <w:lang w:val="en-US" w:eastAsia="en-ID"/>
-              </w:rPr>
-            </w:pPr>
-            <w:r>
-              <w:rPr>
-                <w:rFonts w:eastAsia="Times New Roman" w:cs="Times New Roman"/>
-                <w:szCs w:val="24"/>
-                <w:lang w:val="en-US" w:eastAsia="en-ID"/>
-              </w:rPr>
-              <w:t>2</w:t>
-            </w:r>
-          </w:p>
-        </w:tc>
-        <w:tc>
-          <w:tcPr>
-            <w:tcW w:w="8499" w:type="dxa"/>
-          </w:tcPr>
-          <w:p>
-            <w:pPr>
-              <w:spacing w:before="60" w:line="360" w:lineRule="auto"/>
-              <w:ind w:firstLine="0"/>
-              <w:jc w:val="left"/>
-              <w:rPr>
-                <w:rFonts w:eastAsia="Times New Roman" w:cs="Times New Roman"/>
-                <w:szCs w:val="24"/>
-                <w:lang w:val="it-IT" w:eastAsia="en-ID"/>
-              </w:rPr>
-            </w:pPr>
+            <w:r>
+              <w:rPr>
+                <w:rFonts w:eastAsia="Times New Roman" w:cs="Times New Roman"/>
+                <w:szCs w:val="24"/>
+                <w:lang w:eastAsia="en-ID"/>
+              </w:rPr>
+              <w:drawing>
+                <wp:inline distT="0" distB="0" distL="0" distR="0" wp14:anchorId="7D08558A" wp14:editId="7FF861D2">
+                  <wp:extent cx="4040531" cy="1828800"/>
+                  <wp:effectExtent l="0" t="0" r="0" b="0"/>
+                  <wp:docPr id="829831107" name="Picture 1"/>
+                  <wp:cNvGraphicFramePr>
+                    <a:graphicFrameLocks xmlns:a="http://schemas.openxmlformats.org/drawingml/2006/main" noChangeAspect="1"/>
+                  </wp:cNvGraphicFramePr>
+                  <a:graphic xmlns:a="http://schemas.openxmlformats.org/drawingml/2006/main">
+                    <a:graphicData uri="http://schemas.openxmlformats.org/drawingml/2006/picture">
+                      <pic:pic xmlns:pic="http://schemas.openxmlformats.org/drawingml/2006/picture">
+                        <pic:nvPicPr>
+                          <pic:cNvPr id="829831107" name=""/>
+                          <pic:cNvPicPr/>
+                        </pic:nvPicPr>
+                        <pic:blipFill>
+                          <a:blip r:embed="rId7"/>
+                          <a:stretch>
+                            <a:fillRect/>
+                          </a:stretch>
+                        </pic:blipFill>
+                        <pic:spPr>
+                          <a:xfrm>
+                            <a:off x="0" y="0"/>
+                            <a:ext cx="4052013" cy="1833997"/>
+                          </a:xfrm>
+                          <a:prstGeom prst="rect">
+                            <a:avLst/>
+                          </a:prstGeom>
+                        </pic:spPr>
+                      </pic:pic>
+                    </a:graphicData>
+                  </a:graphic>
+                </wp:inline>
+              </w:drawing>
+            </w:r>
           </w:p>
         </w:tc>
       </w:tr>
     </w:tbl>
+    <w:p>
+      <w:pPr>
+        <w:spacing w:before="60" w:line="360" w:lineRule="auto"/>
+        <w:ind w:firstLine="0"/>
+        <w:jc w:val="left"/>
+        <w:rPr>
+          <w:rFonts w:eastAsia="Times New Roman" w:cs="Times New Roman"/>
+          <w:b/>
+          <w:bCs/>
+          <w:kern w:val="0"/>
+          <w:szCs w:val="24"/>
+          <w:lang w:eastAsia="en-ID"/>
+          <w14:ligatures w14:val="none"/>
+        </w:rPr>
+      </w:pPr>
+    </w:p>
     <w:p>
       <w:pPr>
         <w:spacing w:before="60" w:line="360" w:lineRule="auto"/>
@@ -1053,14 +1067,51 @@
               </w:rPr>
               <w:t xml:space="preserve"> </w:t>
             </w:r>
+            <w:r>
+              <w:rPr>
+                <w:rFonts w:eastAsia="Times New Roman" w:cs="Times New Roman"/>
+                <w:szCs w:val="24"/>
+                <w:lang w:val="en-US" w:eastAsia="en-ID"/>
+              </w:rPr>
+              <w:t xml:space="preserve"> </w:t>
+            </w:r>
+            <w:proofErr w:type="spellStart"/>
+            <w:r>
+              <w:rPr>
+                <w:rFonts w:eastAsia="Times New Roman" w:cs="Times New Roman"/>
+                <w:szCs w:val="24"/>
+                <w:lang w:val="en-US" w:eastAsia="en-ID"/>
+              </w:rPr>
+              <w:t>Modifikasi</w:t>
+            </w:r>
+            <w:proofErr w:type="spellEnd"/>
+            <w:r>
+              <w:rPr>
+                <w:rFonts w:eastAsia="Times New Roman" w:cs="Times New Roman"/>
+                <w:szCs w:val="24"/>
+                <w:lang w:val="en-US" w:eastAsia="en-ID"/>
+              </w:rPr>
+              <w:t xml:space="preserve"> pada folder pages _</w:t>
+            </w:r>
+            <w:proofErr w:type="spellStart"/>
+            <w:r>
+              <w:rPr>
+                <w:rFonts w:eastAsia="Times New Roman" w:cs="Times New Roman"/>
+                <w:szCs w:val="24"/>
+                <w:lang w:val="en-US" w:eastAsia="en-ID"/>
+              </w:rPr>
+              <w:t>document.</w:t>
+            </w:r>
+            <w:r>
+              <w:rPr>
+                <w:rFonts w:eastAsia="Times New Roman" w:cs="Times New Roman"/>
+                <w:szCs w:val="24"/>
+                <w:lang w:val="en-US" w:eastAsia="en-ID"/>
+              </w:rPr>
+              <w:t>tsx</w:t>
+            </w:r>
+            <w:proofErr w:type="spellEnd"/>
           </w:p>
-        </w:tc>
-      </w:tr>
-      <w:tr>
-        <w:tc>
-          <w:tcPr>
-            <w:tcW w:w="1129" w:type="dxa"/>
-          </w:tcPr>
           <w:p>
             <w:pPr>
               <w:spacing w:before="60" w:line="360" w:lineRule="auto"/>
@@ -1078,113 +1129,42 @@
                 <w:szCs w:val="24"/>
                 <w:lang w:val="en-US" w:eastAsia="en-ID"/>
               </w:rPr>
-              <w:t>2</w:t>
-            </w:r>
-          </w:p>
-        </w:tc>
-        <w:tc>
-          <w:tcPr>
-            <w:tcW w:w="8499" w:type="dxa"/>
-          </w:tcPr>
-          <w:p>
-            <w:pPr>
-              <w:spacing w:before="60" w:line="360" w:lineRule="auto"/>
-              <w:ind w:firstLine="0"/>
-              <w:jc w:val="left"/>
-              <w:rPr>
-                <w:rFonts w:eastAsia="Times New Roman" w:cs="Times New Roman"/>
-                <w:szCs w:val="24"/>
-                <w:lang w:eastAsia="en-ID"/>
-              </w:rPr>
-            </w:pPr>
-          </w:p>
-        </w:tc>
-      </w:tr>
-      <w:tr>
-        <w:tc>
-          <w:tcPr>
-            <w:tcW w:w="1129" w:type="dxa"/>
-          </w:tcPr>
-          <w:p>
-            <w:pPr>
-              <w:spacing w:before="60" w:line="360" w:lineRule="auto"/>
-              <w:ind w:firstLine="0"/>
-              <w:jc w:val="left"/>
-              <w:rPr>
-                <w:rFonts w:eastAsia="Times New Roman" w:cs="Times New Roman"/>
-                <w:szCs w:val="24"/>
-                <w:lang w:val="en-US" w:eastAsia="en-ID"/>
-              </w:rPr>
-            </w:pPr>
-            <w:r>
-              <w:rPr>
-                <w:rFonts w:eastAsia="Times New Roman" w:cs="Times New Roman"/>
-                <w:szCs w:val="24"/>
-                <w:lang w:val="en-US" w:eastAsia="en-ID"/>
-              </w:rPr>
-              <w:t>3</w:t>
-            </w:r>
-          </w:p>
-        </w:tc>
-        <w:tc>
-          <w:tcPr>
-            <w:tcW w:w="8499" w:type="dxa"/>
-          </w:tcPr>
-          <w:p>
-            <w:pPr>
-              <w:spacing w:before="60" w:line="360" w:lineRule="auto"/>
-              <w:ind w:firstLine="0"/>
-              <w:jc w:val="left"/>
-              <w:rPr>
-                <w:rFonts w:eastAsia="Times New Roman" w:cs="Times New Roman"/>
-                <w:szCs w:val="24"/>
-                <w:lang w:val="en-US" w:eastAsia="en-ID"/>
-              </w:rPr>
-            </w:pPr>
-          </w:p>
-        </w:tc>
-      </w:tr>
-      <w:tr>
-        <w:tc>
-          <w:tcPr>
-            <w:tcW w:w="1129" w:type="dxa"/>
-          </w:tcPr>
-          <w:p>
-            <w:pPr>
-              <w:spacing w:before="60" w:line="360" w:lineRule="auto"/>
-              <w:ind w:firstLine="0"/>
-              <w:jc w:val="left"/>
-              <w:rPr>
-                <w:rFonts w:eastAsia="Times New Roman" w:cs="Times New Roman"/>
-                <w:szCs w:val="24"/>
-                <w:lang w:val="en-US" w:eastAsia="en-ID"/>
-              </w:rPr>
-            </w:pPr>
-            <w:r>
-              <w:rPr>
-                <w:rFonts w:eastAsia="Times New Roman" w:cs="Times New Roman"/>
-                <w:szCs w:val="24"/>
-                <w:lang w:val="en-US" w:eastAsia="en-ID"/>
-              </w:rPr>
-              <w:t>4</w:t>
-            </w:r>
-          </w:p>
-        </w:tc>
-        <w:tc>
-          <w:tcPr>
-            <w:tcW w:w="8499" w:type="dxa"/>
-          </w:tcPr>
-          <w:p>
-            <w:pPr>
-              <w:spacing w:before="60" w:line="360" w:lineRule="auto"/>
-              <w:ind w:firstLine="0"/>
-              <w:jc w:val="left"/>
-              <w:rPr>
-                <w:rFonts w:eastAsia="Times New Roman" w:cs="Times New Roman"/>
-                <w:szCs w:val="24"/>
-                <w:lang w:eastAsia="en-ID"/>
-              </w:rPr>
-            </w:pPr>
+              <w:drawing>
+                <wp:inline distT="0" distB="0" distL="0" distR="0" wp14:anchorId="1917BC30" wp14:editId="05103565">
+                  <wp:extent cx="3136603" cy="1925782"/>
+                  <wp:effectExtent l="0" t="0" r="6985" b="0"/>
+                  <wp:docPr id="1331902589" name="Picture 1"/>
+                  <wp:cNvGraphicFramePr>
+                    <a:graphicFrameLocks xmlns:a="http://schemas.openxmlformats.org/drawingml/2006/main" noChangeAspect="1"/>
+                  </wp:cNvGraphicFramePr>
+                  <a:graphic xmlns:a="http://schemas.openxmlformats.org/drawingml/2006/main">
+                    <a:graphicData uri="http://schemas.openxmlformats.org/drawingml/2006/picture">
+                      <pic:pic xmlns:pic="http://schemas.openxmlformats.org/drawingml/2006/picture">
+                        <pic:nvPicPr>
+                          <pic:cNvPr id="1331902589" name=""/>
+                          <pic:cNvPicPr/>
+                        </pic:nvPicPr>
+                        <pic:blipFill>
+                          <a:blip r:embed="rId8"/>
+                          <a:stretch>
+                            <a:fillRect/>
+                          </a:stretch>
+                        </pic:blipFill>
+                        <pic:spPr>
+                          <a:xfrm>
+                            <a:off x="0" y="0"/>
+                            <a:ext cx="3150232" cy="1934150"/>
+                          </a:xfrm>
+                          <a:prstGeom prst="rect">
+                            <a:avLst/>
+                          </a:prstGeom>
+                        </pic:spPr>
+                      </pic:pic>
+                    </a:graphicData>
+                  </a:graphic>
+                </wp:inline>
+              </w:drawing>
+            </w:r>
           </w:p>
         </w:tc>
       </w:tr>
@@ -1204,22 +1184,6 @@
           <w14:ligatures w14:val="none"/>
         </w:rPr>
       </w:pPr>
-    </w:p>
-    <w:p>
-      <w:pPr>
-        <w:spacing w:before="60" w:line="360" w:lineRule="auto"/>
-        <w:ind w:firstLine="0"/>
-        <w:jc w:val="left"/>
-        <w:rPr>
-          <w:rFonts w:eastAsia="Times New Roman" w:cs="Times New Roman"/>
-          <w:b/>
-          <w:bCs/>
-          <w:kern w:val="0"/>
-          <w:szCs w:val="24"/>
-          <w:lang w:eastAsia="en-ID"/>
-          <w14:ligatures w14:val="none"/>
-        </w:rPr>
-      </w:pPr>
       <w:proofErr w:type="spellStart"/>
       <w:r>
         <w:rPr>
@@ -1231,6 +1195,7 @@
           <w:lang w:eastAsia="en-ID"/>
           <w14:ligatures w14:val="none"/>
         </w:rPr>
+        <w:lastRenderedPageBreak/>
         <w:t>Praktikum</w:t>
       </w:r>
       <w:proofErr w:type="spellEnd"/>
@@ -1363,14 +1328,33 @@
                 <w:lang w:val="en-US" w:eastAsia="en-ID"/>
               </w:rPr>
             </w:pPr>
+            <w:r>
+              <w:rPr>
+                <w:rFonts w:eastAsia="Times New Roman" w:cs="Times New Roman"/>
+                <w:sz w:val="22"/>
+                <w:lang w:val="en-US" w:eastAsia="en-ID"/>
+              </w:rPr>
+              <w:t>Buka pages/</w:t>
+            </w:r>
+            <w:proofErr w:type="spellStart"/>
+            <w:r>
+              <w:rPr>
+                <w:rFonts w:eastAsia="Times New Roman" w:cs="Times New Roman"/>
+                <w:sz w:val="22"/>
+                <w:lang w:val="en-US" w:eastAsia="en-ID"/>
+              </w:rPr>
+              <w:t>index.</w:t>
+            </w:r>
+            <w:r>
+              <w:rPr>
+                <w:rFonts w:eastAsia="Times New Roman" w:cs="Times New Roman"/>
+                <w:sz w:val="22"/>
+                <w:lang w:val="en-US" w:eastAsia="en-ID"/>
+              </w:rPr>
+              <w:t>tsx</w:t>
+            </w:r>
+            <w:proofErr w:type="spellEnd"/>
           </w:p>
-        </w:tc>
-      </w:tr>
-      <w:tr>
-        <w:tc>
-          <w:tcPr>
-            <w:tcW w:w="1129" w:type="dxa"/>
-          </w:tcPr>
           <w:p>
             <w:pPr>
               <w:spacing w:before="60" w:line="360" w:lineRule="auto"/>
@@ -1388,14 +1372,43 @@
                 <w:sz w:val="22"/>
                 <w:lang w:val="en-US" w:eastAsia="en-ID"/>
               </w:rPr>
-              <w:t>2</w:t>
+              <w:drawing>
+                <wp:inline distT="0" distB="0" distL="0" distR="0" wp14:anchorId="5480DCCF" wp14:editId="6EA3D693">
+                  <wp:extent cx="4706007" cy="4124901"/>
+                  <wp:effectExtent l="0" t="0" r="0" b="9525"/>
+                  <wp:docPr id="648412364" name="Picture 1"/>
+                  <wp:cNvGraphicFramePr>
+                    <a:graphicFrameLocks xmlns:a="http://schemas.openxmlformats.org/drawingml/2006/main" noChangeAspect="1"/>
+                  </wp:cNvGraphicFramePr>
+                  <a:graphic xmlns:a="http://schemas.openxmlformats.org/drawingml/2006/main">
+                    <a:graphicData uri="http://schemas.openxmlformats.org/drawingml/2006/picture">
+                      <pic:pic xmlns:pic="http://schemas.openxmlformats.org/drawingml/2006/picture">
+                        <pic:nvPicPr>
+                          <pic:cNvPr id="648412364" name=""/>
+                          <pic:cNvPicPr/>
+                        </pic:nvPicPr>
+                        <pic:blipFill>
+                          <a:blip r:embed="rId9"/>
+                          <a:stretch>
+                            <a:fillRect/>
+                          </a:stretch>
+                        </pic:blipFill>
+                        <pic:spPr>
+                          <a:xfrm>
+                            <a:off x="0" y="0"/>
+                            <a:ext cx="4706007" cy="4124901"/>
+                          </a:xfrm>
+                          <a:prstGeom prst="rect">
+                            <a:avLst/>
+                          </a:prstGeom>
+                        </pic:spPr>
+                      </pic:pic>
+                    </a:graphicData>
+                  </a:graphic>
+                </wp:inline>
+              </w:drawing>
             </w:r>
           </w:p>
-        </w:tc>
-        <w:tc>
-          <w:tcPr>
-            <w:tcW w:w="8499" w:type="dxa"/>
-          </w:tcPr>
           <w:p>
             <w:pPr>
               <w:spacing w:before="60" w:line="360" w:lineRule="auto"/>
@@ -1404,101 +1417,69 @@
               <w:rPr>
                 <w:rFonts w:eastAsia="Times New Roman" w:cs="Times New Roman"/>
                 <w:sz w:val="22"/>
-                <w:lang w:eastAsia="en-ID"/>
+                <w:lang w:val="en-US" w:eastAsia="en-ID"/>
               </w:rPr>
             </w:pPr>
-          </w:p>
-        </w:tc>
-      </w:tr>
-      <w:tr>
-        <w:tc>
-          <w:tcPr>
-            <w:tcW w:w="1129" w:type="dxa"/>
-          </w:tcPr>
-          <w:p>
-            <w:pPr>
-              <w:spacing w:before="60" w:line="360" w:lineRule="auto"/>
-              <w:ind w:firstLine="0"/>
-              <w:jc w:val="left"/>
+            <w:r>
               <w:rPr>
                 <w:rFonts w:eastAsia="Times New Roman" w:cs="Times New Roman"/>
                 <w:sz w:val="22"/>
                 <w:lang w:val="en-US" w:eastAsia="en-ID"/>
               </w:rPr>
-            </w:pPr>
-            <w:r>
-              <w:rPr>
-                <w:rFonts w:eastAsia="Times New Roman" w:cs="Times New Roman"/>
-                <w:sz w:val="22"/>
-                <w:lang w:val="en-US" w:eastAsia="en-ID"/>
-              </w:rPr>
-              <w:t>3</w:t>
-            </w:r>
-          </w:p>
-        </w:tc>
-        <w:tc>
-          <w:tcPr>
-            <w:tcW w:w="8499" w:type="dxa"/>
-          </w:tcPr>
-          <w:p>
-            <w:pPr>
-              <w:spacing w:before="60" w:line="360" w:lineRule="auto"/>
-              <w:ind w:firstLine="0"/>
-              <w:jc w:val="left"/>
-              <w:rPr>
-                <w:rFonts w:eastAsia="Times New Roman" w:cs="Times New Roman"/>
-                <w:sz w:val="22"/>
-                <w:lang w:val="en-US" w:eastAsia="en-ID"/>
-              </w:rPr>
-            </w:pPr>
-          </w:p>
-        </w:tc>
-      </w:tr>
-      <w:tr>
-        <w:tc>
-          <w:tcPr>
-            <w:tcW w:w="1129" w:type="dxa"/>
-          </w:tcPr>
-          <w:p>
-            <w:pPr>
-              <w:spacing w:before="60" w:line="360" w:lineRule="auto"/>
-              <w:ind w:firstLine="0"/>
-              <w:jc w:val="left"/>
-              <w:rPr>
-                <w:rFonts w:eastAsia="Times New Roman" w:cs="Times New Roman"/>
-                <w:sz w:val="22"/>
-                <w:lang w:val="en-US" w:eastAsia="en-ID"/>
-              </w:rPr>
-            </w:pPr>
-            <w:r>
-              <w:rPr>
-                <w:rFonts w:eastAsia="Times New Roman" w:cs="Times New Roman"/>
-                <w:sz w:val="22"/>
-                <w:lang w:val="en-US" w:eastAsia="en-ID"/>
-              </w:rPr>
-              <w:t>4</w:t>
-            </w:r>
-          </w:p>
-        </w:tc>
-        <w:tc>
-          <w:tcPr>
-            <w:tcW w:w="8499" w:type="dxa"/>
-          </w:tcPr>
-          <w:p>
-            <w:pPr>
-              <w:spacing w:before="60" w:line="360" w:lineRule="auto"/>
-              <w:ind w:firstLine="0"/>
-              <w:jc w:val="left"/>
-              <w:rPr>
-                <w:rFonts w:eastAsia="Times New Roman" w:cs="Times New Roman"/>
-                <w:sz w:val="22"/>
-                <w:lang w:eastAsia="en-ID"/>
-              </w:rPr>
-            </w:pPr>
+              <w:drawing>
+                <wp:inline distT="0" distB="0" distL="0" distR="0" wp14:anchorId="2DFF2855" wp14:editId="30BB040B">
+                  <wp:extent cx="5259705" cy="2084070"/>
+                  <wp:effectExtent l="0" t="0" r="0" b="0"/>
+                  <wp:docPr id="1538178884" name="Picture 1"/>
+                  <wp:cNvGraphicFramePr>
+                    <a:graphicFrameLocks xmlns:a="http://schemas.openxmlformats.org/drawingml/2006/main" noChangeAspect="1"/>
+                  </wp:cNvGraphicFramePr>
+                  <a:graphic xmlns:a="http://schemas.openxmlformats.org/drawingml/2006/main">
+                    <a:graphicData uri="http://schemas.openxmlformats.org/drawingml/2006/picture">
+                      <pic:pic xmlns:pic="http://schemas.openxmlformats.org/drawingml/2006/picture">
+                        <pic:nvPicPr>
+                          <pic:cNvPr id="1538178884" name=""/>
+                          <pic:cNvPicPr/>
+                        </pic:nvPicPr>
+                        <pic:blipFill>
+                          <a:blip r:embed="rId10"/>
+                          <a:stretch>
+                            <a:fillRect/>
+                          </a:stretch>
+                        </pic:blipFill>
+                        <pic:spPr>
+                          <a:xfrm>
+                            <a:off x="0" y="0"/>
+                            <a:ext cx="5259705" cy="2084070"/>
+                          </a:xfrm>
+                          <a:prstGeom prst="rect">
+                            <a:avLst/>
+                          </a:prstGeom>
+                        </pic:spPr>
+                      </pic:pic>
+                    </a:graphicData>
+                  </a:graphic>
+                </wp:inline>
+              </w:drawing>
+            </w:r>
           </w:p>
         </w:tc>
       </w:tr>
     </w:tbl>
+    <w:p>
+      <w:pPr>
+        <w:spacing w:before="60" w:line="360" w:lineRule="auto"/>
+        <w:ind w:firstLine="0"/>
+        <w:jc w:val="left"/>
+        <w:rPr>
+          <w:rFonts w:eastAsia="Times New Roman" w:cs="Times New Roman"/>
+          <w:kern w:val="0"/>
+          <w:szCs w:val="24"/>
+          <w:lang w:eastAsia="en-ID"/>
+          <w14:ligatures w14:val="none"/>
+        </w:rPr>
+      </w:pPr>
+    </w:p>
     <w:p>
       <w:pPr>
         <w:spacing w:before="60" w:line="360" w:lineRule="auto"/>
@@ -1549,6 +1530,7 @@
           <w:lang w:eastAsia="en-ID"/>
           <w14:ligatures w14:val="none"/>
         </w:rPr>
+        <w:lastRenderedPageBreak/>
         <w:t>Praktikum</w:t>
       </w:r>
       <w:proofErr w:type="spellEnd"/>
@@ -1610,7 +1592,6 @@
                 <w:szCs w:val="24"/>
                 <w:lang w:eastAsia="en-ID"/>
               </w:rPr>
-              <w:lastRenderedPageBreak/>
               <w:t>Langkah</w:t>
             </w:r>
           </w:p>
@@ -1682,14 +1663,25 @@
                 <w:lang w:val="en-US" w:eastAsia="en-ID"/>
               </w:rPr>
             </w:pPr>
+            <w:proofErr w:type="spellStart"/>
+            <w:r>
+              <w:rPr>
+                <w:rFonts w:eastAsia="Times New Roman" w:cs="Times New Roman"/>
+                <w:szCs w:val="24"/>
+                <w:lang w:val="en-US" w:eastAsia="en-ID"/>
+              </w:rPr>
+              <w:t>Membuat</w:t>
+            </w:r>
+            <w:proofErr w:type="spellEnd"/>
+            <w:r>
+              <w:rPr>
+                <w:rFonts w:eastAsia="Times New Roman" w:cs="Times New Roman"/>
+                <w:szCs w:val="24"/>
+                <w:lang w:val="en-US" w:eastAsia="en-ID"/>
+              </w:rPr>
+              <w:t xml:space="preserve"> Custom Error Page (404)</w:t>
+            </w:r>
           </w:p>
-        </w:tc>
-      </w:tr>
-      <w:tr>
-        <w:tc>
-          <w:tcPr>
-            <w:tcW w:w="1129" w:type="dxa"/>
-          </w:tcPr>
           <w:p>
             <w:pPr>
               <w:spacing w:before="60" w:line="360" w:lineRule="auto"/>
@@ -1707,14 +1699,43 @@
                 <w:szCs w:val="24"/>
                 <w:lang w:val="en-US" w:eastAsia="en-ID"/>
               </w:rPr>
-              <w:t>2</w:t>
+              <w:drawing>
+                <wp:inline distT="0" distB="0" distL="0" distR="0" wp14:anchorId="2D584B3A" wp14:editId="36929F59">
+                  <wp:extent cx="2077021" cy="2930237"/>
+                  <wp:effectExtent l="0" t="0" r="0" b="3810"/>
+                  <wp:docPr id="1601247189" name="Picture 1"/>
+                  <wp:cNvGraphicFramePr>
+                    <a:graphicFrameLocks xmlns:a="http://schemas.openxmlformats.org/drawingml/2006/main" noChangeAspect="1"/>
+                  </wp:cNvGraphicFramePr>
+                  <a:graphic xmlns:a="http://schemas.openxmlformats.org/drawingml/2006/main">
+                    <a:graphicData uri="http://schemas.openxmlformats.org/drawingml/2006/picture">
+                      <pic:pic xmlns:pic="http://schemas.openxmlformats.org/drawingml/2006/picture">
+                        <pic:nvPicPr>
+                          <pic:cNvPr id="1601247189" name=""/>
+                          <pic:cNvPicPr/>
+                        </pic:nvPicPr>
+                        <pic:blipFill>
+                          <a:blip r:embed="rId11"/>
+                          <a:stretch>
+                            <a:fillRect/>
+                          </a:stretch>
+                        </pic:blipFill>
+                        <pic:spPr>
+                          <a:xfrm>
+                            <a:off x="0" y="0"/>
+                            <a:ext cx="2078666" cy="2932558"/>
+                          </a:xfrm>
+                          <a:prstGeom prst="rect">
+                            <a:avLst/>
+                          </a:prstGeom>
+                        </pic:spPr>
+                      </pic:pic>
+                    </a:graphicData>
+                  </a:graphic>
+                </wp:inline>
+              </w:drawing>
             </w:r>
           </w:p>
-        </w:tc>
-        <w:tc>
-          <w:tcPr>
-            <w:tcW w:w="8499" w:type="dxa"/>
-          </w:tcPr>
           <w:p>
             <w:pPr>
               <w:spacing w:before="60" w:line="360" w:lineRule="auto"/>
@@ -1723,17 +1744,52 @@
               <w:rPr>
                 <w:rFonts w:eastAsia="Times New Roman" w:cs="Times New Roman"/>
                 <w:szCs w:val="24"/>
-                <w:lang w:eastAsia="en-ID"/>
+                <w:lang w:val="en-US" w:eastAsia="en-ID"/>
               </w:rPr>
             </w:pPr>
+            <w:r>
+              <w:rPr>
+                <w:rFonts w:eastAsia="Times New Roman" w:cs="Times New Roman"/>
+                <w:szCs w:val="24"/>
+                <w:lang w:val="en-US" w:eastAsia="en-ID"/>
+              </w:rPr>
+              <w:drawing>
+                <wp:inline distT="0" distB="0" distL="0" distR="0" wp14:anchorId="3D160C01" wp14:editId="16889E74">
+                  <wp:extent cx="4712627" cy="2028882"/>
+                  <wp:effectExtent l="0" t="0" r="0" b="0"/>
+                  <wp:docPr id="1391397591" name="Picture 1"/>
+                  <wp:cNvGraphicFramePr>
+                    <a:graphicFrameLocks xmlns:a="http://schemas.openxmlformats.org/drawingml/2006/main" noChangeAspect="1"/>
+                  </wp:cNvGraphicFramePr>
+                  <a:graphic xmlns:a="http://schemas.openxmlformats.org/drawingml/2006/main">
+                    <a:graphicData uri="http://schemas.openxmlformats.org/drawingml/2006/picture">
+                      <pic:pic xmlns:pic="http://schemas.openxmlformats.org/drawingml/2006/picture">
+                        <pic:nvPicPr>
+                          <pic:cNvPr id="1391397591" name=""/>
+                          <pic:cNvPicPr/>
+                        </pic:nvPicPr>
+                        <pic:blipFill>
+                          <a:blip r:embed="rId12"/>
+                          <a:stretch>
+                            <a:fillRect/>
+                          </a:stretch>
+                        </pic:blipFill>
+                        <pic:spPr>
+                          <a:xfrm>
+                            <a:off x="0" y="0"/>
+                            <a:ext cx="4721484" cy="2032695"/>
+                          </a:xfrm>
+                          <a:prstGeom prst="rect">
+                            <a:avLst/>
+                          </a:prstGeom>
+                        </pic:spPr>
+                      </pic:pic>
+                    </a:graphicData>
+                  </a:graphic>
+                </wp:inline>
+              </w:drawing>
+            </w:r>
           </w:p>
-        </w:tc>
-      </w:tr>
-      <w:tr>
-        <w:tc>
-          <w:tcPr>
-            <w:tcW w:w="1129" w:type="dxa"/>
-          </w:tcPr>
           <w:p>
             <w:pPr>
               <w:spacing w:before="60" w:line="360" w:lineRule="auto"/>
@@ -1751,69 +1807,42 @@
                 <w:szCs w:val="24"/>
                 <w:lang w:val="en-US" w:eastAsia="en-ID"/>
               </w:rPr>
-              <w:t>3</w:t>
-            </w:r>
-          </w:p>
-        </w:tc>
-        <w:tc>
-          <w:tcPr>
-            <w:tcW w:w="8499" w:type="dxa"/>
-          </w:tcPr>
-          <w:p>
-            <w:pPr>
-              <w:spacing w:before="60" w:line="360" w:lineRule="auto"/>
-              <w:ind w:firstLine="0"/>
-              <w:jc w:val="left"/>
-              <w:rPr>
-                <w:rFonts w:eastAsia="Times New Roman" w:cs="Times New Roman"/>
-                <w:szCs w:val="24"/>
-                <w:lang w:val="en-US" w:eastAsia="en-ID"/>
-              </w:rPr>
-            </w:pPr>
-          </w:p>
-        </w:tc>
-      </w:tr>
-      <w:tr>
-        <w:tc>
-          <w:tcPr>
-            <w:tcW w:w="1129" w:type="dxa"/>
-          </w:tcPr>
-          <w:p>
-            <w:pPr>
-              <w:spacing w:before="60" w:line="360" w:lineRule="auto"/>
-              <w:ind w:firstLine="0"/>
-              <w:jc w:val="left"/>
-              <w:rPr>
-                <w:rFonts w:eastAsia="Times New Roman" w:cs="Times New Roman"/>
-                <w:szCs w:val="24"/>
-                <w:lang w:val="en-US" w:eastAsia="en-ID"/>
-              </w:rPr>
-            </w:pPr>
-            <w:r>
-              <w:rPr>
-                <w:rFonts w:eastAsia="Times New Roman" w:cs="Times New Roman"/>
-                <w:szCs w:val="24"/>
-                <w:lang w:val="en-US" w:eastAsia="en-ID"/>
-              </w:rPr>
-              <w:t>4</w:t>
-            </w:r>
-          </w:p>
-        </w:tc>
-        <w:tc>
-          <w:tcPr>
-            <w:tcW w:w="8499" w:type="dxa"/>
-          </w:tcPr>
-          <w:p>
-            <w:pPr>
-              <w:spacing w:before="60" w:line="360" w:lineRule="auto"/>
-              <w:ind w:firstLine="0"/>
-              <w:jc w:val="left"/>
-              <w:rPr>
-                <w:rFonts w:eastAsia="Times New Roman" w:cs="Times New Roman"/>
-                <w:szCs w:val="24"/>
-                <w:lang w:eastAsia="en-ID"/>
-              </w:rPr>
-            </w:pPr>
+              <w:drawing>
+                <wp:inline distT="0" distB="0" distL="0" distR="0" wp14:anchorId="5D7DD764" wp14:editId="3FBCFB35">
+                  <wp:extent cx="4296375" cy="1762371"/>
+                  <wp:effectExtent l="0" t="0" r="9525" b="9525"/>
+                  <wp:docPr id="1782318701" name="Picture 1"/>
+                  <wp:cNvGraphicFramePr>
+                    <a:graphicFrameLocks xmlns:a="http://schemas.openxmlformats.org/drawingml/2006/main" noChangeAspect="1"/>
+                  </wp:cNvGraphicFramePr>
+                  <a:graphic xmlns:a="http://schemas.openxmlformats.org/drawingml/2006/main">
+                    <a:graphicData uri="http://schemas.openxmlformats.org/drawingml/2006/picture">
+                      <pic:pic xmlns:pic="http://schemas.openxmlformats.org/drawingml/2006/picture">
+                        <pic:nvPicPr>
+                          <pic:cNvPr id="1782318701" name=""/>
+                          <pic:cNvPicPr/>
+                        </pic:nvPicPr>
+                        <pic:blipFill>
+                          <a:blip r:embed="rId13"/>
+                          <a:stretch>
+                            <a:fillRect/>
+                          </a:stretch>
+                        </pic:blipFill>
+                        <pic:spPr>
+                          <a:xfrm>
+                            <a:off x="0" y="0"/>
+                            <a:ext cx="4296375" cy="1762371"/>
+                          </a:xfrm>
+                          <a:prstGeom prst="rect">
+                            <a:avLst/>
+                          </a:prstGeom>
+                        </pic:spPr>
+                      </pic:pic>
+                    </a:graphicData>
+                  </a:graphic>
+                </wp:inline>
+              </w:drawing>
+            </w:r>
           </w:p>
         </w:tc>
       </w:tr>
@@ -1833,22 +1862,6 @@
           <w14:ligatures w14:val="none"/>
         </w:rPr>
       </w:pPr>
-    </w:p>
-    <w:p>
-      <w:pPr>
-        <w:spacing w:before="60" w:line="360" w:lineRule="auto"/>
-        <w:ind w:firstLine="0"/>
-        <w:jc w:val="left"/>
-        <w:rPr>
-          <w:rFonts w:eastAsia="Times New Roman" w:cs="Times New Roman"/>
-          <w:b/>
-          <w:bCs/>
-          <w:kern w:val="0"/>
-          <w:szCs w:val="24"/>
-          <w:lang w:eastAsia="en-ID"/>
-          <w14:ligatures w14:val="none"/>
-        </w:rPr>
-      </w:pPr>
       <w:proofErr w:type="spellStart"/>
       <w:r>
         <w:rPr>
@@ -1860,6 +1873,7 @@
           <w:lang w:eastAsia="en-ID"/>
           <w14:ligatures w14:val="none"/>
         </w:rPr>
+        <w:lastRenderedPageBreak/>
         <w:t>Praktikum</w:t>
       </w:r>
       <w:proofErr w:type="spellEnd"/>
@@ -1992,6 +2006,122 @@
                 <w:lang w:val="en-US" w:eastAsia="en-ID"/>
               </w:rPr>
             </w:pPr>
+            <w:r>
+              <w:rPr>
+                <w:rFonts w:eastAsia="Times New Roman" w:cs="Times New Roman"/>
+                <w:szCs w:val="24"/>
+                <w:lang w:val="en-US" w:eastAsia="en-ID"/>
+              </w:rPr>
+              <w:t>Styling Halaman 404</w:t>
+            </w:r>
+          </w:p>
+          <w:p>
+            <w:pPr>
+              <w:spacing w:before="60" w:line="360" w:lineRule="auto"/>
+              <w:ind w:firstLine="0"/>
+              <w:jc w:val="left"/>
+              <w:rPr>
+                <w:rFonts w:eastAsia="Times New Roman" w:cs="Times New Roman"/>
+                <w:szCs w:val="24"/>
+                <w:lang w:val="en-US" w:eastAsia="en-ID"/>
+              </w:rPr>
+            </w:pPr>
+            <w:r>
+              <w:rPr>
+                <w:rFonts w:eastAsia="Times New Roman" w:cs="Times New Roman"/>
+                <w:szCs w:val="24"/>
+                <w:lang w:val="en-US" w:eastAsia="en-ID"/>
+              </w:rPr>
+              <w:drawing>
+                <wp:inline distT="0" distB="0" distL="0" distR="0" wp14:anchorId="18C9286C" wp14:editId="18825789">
+                  <wp:extent cx="1705771" cy="2369127"/>
+                  <wp:effectExtent l="0" t="0" r="8890" b="0"/>
+                  <wp:docPr id="1425722756" name="Picture 1"/>
+                  <wp:cNvGraphicFramePr>
+                    <a:graphicFrameLocks xmlns:a="http://schemas.openxmlformats.org/drawingml/2006/main" noChangeAspect="1"/>
+                  </wp:cNvGraphicFramePr>
+                  <a:graphic xmlns:a="http://schemas.openxmlformats.org/drawingml/2006/main">
+                    <a:graphicData uri="http://schemas.openxmlformats.org/drawingml/2006/picture">
+                      <pic:pic xmlns:pic="http://schemas.openxmlformats.org/drawingml/2006/picture">
+                        <pic:nvPicPr>
+                          <pic:cNvPr id="1425722756" name=""/>
+                          <pic:cNvPicPr/>
+                        </pic:nvPicPr>
+                        <pic:blipFill>
+                          <a:blip r:embed="rId14"/>
+                          <a:stretch>
+                            <a:fillRect/>
+                          </a:stretch>
+                        </pic:blipFill>
+                        <pic:spPr>
+                          <a:xfrm>
+                            <a:off x="0" y="0"/>
+                            <a:ext cx="1707989" cy="2372208"/>
+                          </a:xfrm>
+                          <a:prstGeom prst="rect">
+                            <a:avLst/>
+                          </a:prstGeom>
+                        </pic:spPr>
+                      </pic:pic>
+                    </a:graphicData>
+                  </a:graphic>
+                </wp:inline>
+              </w:drawing>
+            </w:r>
+          </w:p>
+          <w:p>
+            <w:pPr>
+              <w:spacing w:before="60" w:line="360" w:lineRule="auto"/>
+              <w:ind w:firstLine="0"/>
+              <w:jc w:val="left"/>
+              <w:rPr>
+                <w:rFonts w:eastAsia="Times New Roman" w:cs="Times New Roman"/>
+                <w:szCs w:val="24"/>
+                <w:lang w:val="en-US" w:eastAsia="en-ID"/>
+              </w:rPr>
+            </w:pPr>
+            <w:r>
+              <w:rPr>
+                <w:rFonts w:eastAsia="Times New Roman" w:cs="Times New Roman"/>
+                <w:szCs w:val="24"/>
+                <w:lang w:val="en-US" w:eastAsia="en-ID"/>
+              </w:rPr>
+              <w:drawing>
+                <wp:inline distT="0" distB="0" distL="0" distR="0" wp14:anchorId="02112D58" wp14:editId="51B66C02">
+                  <wp:extent cx="3338946" cy="1939479"/>
+                  <wp:effectExtent l="0" t="0" r="0" b="3810"/>
+                  <wp:docPr id="1526466133" name="Picture 1"/>
+                  <wp:cNvGraphicFramePr>
+                    <a:graphicFrameLocks xmlns:a="http://schemas.openxmlformats.org/drawingml/2006/main" noChangeAspect="1"/>
+                  </wp:cNvGraphicFramePr>
+                  <a:graphic xmlns:a="http://schemas.openxmlformats.org/drawingml/2006/main">
+                    <a:graphicData uri="http://schemas.openxmlformats.org/drawingml/2006/picture">
+                      <pic:pic xmlns:pic="http://schemas.openxmlformats.org/drawingml/2006/picture">
+                        <pic:nvPicPr>
+                          <pic:cNvPr id="1526466133" name=""/>
+                          <pic:cNvPicPr/>
+                        </pic:nvPicPr>
+                        <pic:blipFill>
+                          <a:blip r:embed="rId15"/>
+                          <a:stretch>
+                            <a:fillRect/>
+                          </a:stretch>
+                        </pic:blipFill>
+                        <pic:spPr>
+                          <a:xfrm>
+                            <a:off x="0" y="0"/>
+                            <a:ext cx="3343794" cy="1942295"/>
+                          </a:xfrm>
+                          <a:prstGeom prst="rect">
+                            <a:avLst/>
+                          </a:prstGeom>
+                        </pic:spPr>
+                      </pic:pic>
+                    </a:graphicData>
+                  </a:graphic>
+                </wp:inline>
+              </w:drawing>
+            </w:r>
           </w:p>
         </w:tc>
       </w:tr>
@@ -2036,6 +2166,68 @@
                 <w:lang w:eastAsia="en-ID"/>
               </w:rPr>
             </w:pPr>
+            <w:r>
+              <w:rPr>
+                <w:rFonts w:eastAsia="Times New Roman" w:cs="Times New Roman"/>
+                <w:szCs w:val="24"/>
+                <w:lang w:eastAsia="en-ID"/>
+              </w:rPr>
+              <w:t>Modifikasi kode pada pages/404.tsx:</w:t>
+            </w:r>
+          </w:p>
+          <w:p>
+            <w:pPr>
+              <w:spacing w:before="60" w:line="360" w:lineRule="auto"/>
+              <w:ind w:firstLine="0"/>
+              <w:jc w:val="left"/>
+              <w:rPr>
+                <w:rFonts w:eastAsia="Times New Roman" w:cs="Times New Roman"/>
+                <w:szCs w:val="24"/>
+                <w:lang w:eastAsia="en-ID"/>
+              </w:rPr>
+            </w:pPr>
+            <w:r>
+              <w:rPr>
+                <w:rFonts w:eastAsia="Times New Roman" w:cs="Times New Roman"/>
+                <w:szCs w:val="24"/>
+                <w:lang w:eastAsia="en-ID"/>
+              </w:rPr>
+              <w:drawing>
+                <wp:inline distT="0" distB="0" distL="0" distR="0" wp14:anchorId="67CD178C" wp14:editId="60F582A3">
+                  <wp:extent cx="4308475" cy="2172703"/>
+                  <wp:effectExtent l="0" t="0" r="0" b="0"/>
+                  <wp:docPr id="656792282" name="Picture 1"/>
+                  <wp:cNvGraphicFramePr>
+                    <a:graphicFrameLocks xmlns:a="http://schemas.openxmlformats.org/drawingml/2006/main" noChangeAspect="1"/>
+                  </wp:cNvGraphicFramePr>
+                  <a:graphic xmlns:a="http://schemas.openxmlformats.org/drawingml/2006/main">
+                    <a:graphicData uri="http://schemas.openxmlformats.org/drawingml/2006/picture">
+                      <pic:pic xmlns:pic="http://schemas.openxmlformats.org/drawingml/2006/picture">
+                        <pic:nvPicPr>
+                          <pic:cNvPr id="656792282" name=""/>
+                          <pic:cNvPicPr/>
+                        </pic:nvPicPr>
+                        <pic:blipFill>
+                          <a:blip r:embed="rId16"/>
+                          <a:stretch>
+                            <a:fillRect/>
+                          </a:stretch>
+                        </pic:blipFill>
+                        <pic:spPr>
+                          <a:xfrm>
+                            <a:off x="0" y="0"/>
+                            <a:ext cx="4331859" cy="2184495"/>
+                          </a:xfrm>
+                          <a:prstGeom prst="rect">
+                            <a:avLst/>
+                          </a:prstGeom>
+                        </pic:spPr>
+                      </pic:pic>
+                    </a:graphicData>
+                  </a:graphic>
+                </wp:inline>
+              </w:drawing>
+            </w:r>
           </w:p>
         </w:tc>
       </w:tr>
@@ -2061,6 +2253,7 @@
                 <w:szCs w:val="24"/>
                 <w:lang w:val="en-US" w:eastAsia="en-ID"/>
               </w:rPr>
+              <w:lastRenderedPageBreak/>
               <w:t>3</w:t>
             </w:r>
           </w:p>
@@ -2080,6 +2273,48 @@
                 <w:lang w:val="en-US" w:eastAsia="en-ID"/>
               </w:rPr>
             </w:pPr>
+            <w:r>
+              <w:rPr>
+                <w:rFonts w:eastAsia="Times New Roman" w:cs="Times New Roman"/>
+                <w:szCs w:val="24"/>
+                <w:lang w:val="en-US" w:eastAsia="en-ID"/>
+              </w:rPr>
+              <w:drawing>
+                <wp:inline distT="0" distB="0" distL="0" distR="0" wp14:anchorId="11AB82E5" wp14:editId="62BD4003">
+                  <wp:extent cx="4442460" cy="2351291"/>
+                  <wp:effectExtent l="0" t="0" r="0" b="0"/>
+                  <wp:docPr id="1610954678" name="Picture 1"/>
+                  <wp:cNvGraphicFramePr>
+                    <a:graphicFrameLocks xmlns:a="http://schemas.openxmlformats.org/drawingml/2006/main" noChangeAspect="1"/>
+                  </wp:cNvGraphicFramePr>
+                  <a:graphic xmlns:a="http://schemas.openxmlformats.org/drawingml/2006/main">
+                    <a:graphicData uri="http://schemas.openxmlformats.org/drawingml/2006/picture">
+                      <pic:pic xmlns:pic="http://schemas.openxmlformats.org/drawingml/2006/picture">
+                        <pic:nvPicPr>
+                          <pic:cNvPr id="1610954678" name=""/>
+                          <pic:cNvPicPr/>
+                        </pic:nvPicPr>
+                        <pic:blipFill>
+                          <a:blip r:embed="rId17"/>
+                          <a:stretch>
+                            <a:fillRect/>
+                          </a:stretch>
+                        </pic:blipFill>
+                        <pic:spPr>
+                          <a:xfrm>
+                            <a:off x="0" y="0"/>
+                            <a:ext cx="4448492" cy="2354484"/>
+                          </a:xfrm>
+                          <a:prstGeom prst="rect">
+                            <a:avLst/>
+                          </a:prstGeom>
+                        </pic:spPr>
+                      </pic:pic>
+                    </a:graphicData>
+                  </a:graphic>
+                </wp:inline>
+              </w:drawing>
+            </w:r>
           </w:p>
         </w:tc>
       </w:tr>
@@ -2121,9 +2356,137 @@
               <w:rPr>
                 <w:rFonts w:eastAsia="Times New Roman" w:cs="Times New Roman"/>
                 <w:szCs w:val="24"/>
-                <w:lang w:eastAsia="en-ID"/>
+                <w:lang w:val="en-US" w:eastAsia="en-ID"/>
               </w:rPr>
             </w:pPr>
+            <w:r>
+              <w:rPr>
+                <w:rFonts w:eastAsia="Times New Roman" w:cs="Times New Roman"/>
+                <w:szCs w:val="24"/>
+                <w:lang w:val="en-US" w:eastAsia="en-ID"/>
+              </w:rPr>
+              <w:drawing>
+                <wp:inline distT="0" distB="0" distL="0" distR="0" wp14:anchorId="09B947CF" wp14:editId="0048C524">
+                  <wp:extent cx="3973643" cy="3147060"/>
+                  <wp:effectExtent l="0" t="0" r="8255" b="0"/>
+                  <wp:docPr id="390452931" name="Picture 1"/>
+                  <wp:cNvGraphicFramePr>
+                    <a:graphicFrameLocks xmlns:a="http://schemas.openxmlformats.org/drawingml/2006/main" noChangeAspect="1"/>
+                  </wp:cNvGraphicFramePr>
+                  <a:graphic xmlns:a="http://schemas.openxmlformats.org/drawingml/2006/main">
+                    <a:graphicData uri="http://schemas.openxmlformats.org/drawingml/2006/picture">
+                      <pic:pic xmlns:pic="http://schemas.openxmlformats.org/drawingml/2006/picture">
+                        <pic:nvPicPr>
+                          <pic:cNvPr id="390452931" name=""/>
+                          <pic:cNvPicPr/>
+                        </pic:nvPicPr>
+                        <pic:blipFill>
+                          <a:blip r:embed="rId18"/>
+                          <a:stretch>
+                            <a:fillRect/>
+                          </a:stretch>
+                        </pic:blipFill>
+                        <pic:spPr>
+                          <a:xfrm>
+                            <a:off x="0" y="0"/>
+                            <a:ext cx="3976809" cy="3149568"/>
+                          </a:xfrm>
+                          <a:prstGeom prst="rect">
+                            <a:avLst/>
+                          </a:prstGeom>
+                        </pic:spPr>
+                      </pic:pic>
+                    </a:graphicData>
+                  </a:graphic>
+                </wp:inline>
+              </w:drawing>
+            </w:r>
+          </w:p>
+        </w:tc>
+      </w:tr>
+      <w:tr>
+        <w:tc>
+          <w:tcPr>
+            <w:tcW w:w="1129" w:type="dxa"/>
+          </w:tcPr>
+          <w:p>
+            <w:pPr>
+              <w:spacing w:before="60" w:line="360" w:lineRule="auto"/>
+              <w:ind w:firstLine="0"/>
+              <w:jc w:val="left"/>
+              <w:rPr>
+                <w:rFonts w:eastAsia="Times New Roman" w:cs="Times New Roman"/>
+                <w:szCs w:val="24"/>
+                <w:lang w:val="en-US" w:eastAsia="en-ID"/>
+              </w:rPr>
+            </w:pPr>
+            <w:r>
+              <w:rPr>
+                <w:rFonts w:eastAsia="Times New Roman" w:cs="Times New Roman"/>
+                <w:szCs w:val="24"/>
+                <w:lang w:val="en-US" w:eastAsia="en-ID"/>
+              </w:rPr>
+              <w:t>5</w:t>
+            </w:r>
+          </w:p>
+        </w:tc>
+        <w:tc>
+          <w:tcPr>
+            <w:tcW w:w="8499" w:type="dxa"/>
+          </w:tcPr>
+          <w:p>
+            <w:pPr>
+              <w:spacing w:before="60" w:line="360" w:lineRule="auto"/>
+              <w:ind w:firstLine="0"/>
+              <w:jc w:val="left"/>
+              <w:rPr>
+                <w:rFonts w:eastAsia="Times New Roman" w:cs="Times New Roman"/>
+                <w:szCs w:val="24"/>
+                <w:lang w:val="en-US" w:eastAsia="en-ID"/>
+              </w:rPr>
+            </w:pPr>
+            <w:r>
+              <w:rPr>
+                <w:rFonts w:eastAsia="Times New Roman" w:cs="Times New Roman"/>
+                <w:szCs w:val="24"/>
+                <w:lang w:val="en-US" w:eastAsia="en-ID"/>
+              </w:rPr>
+              <w:drawing>
+                <wp:inline distT="0" distB="0" distL="0" distR="0" wp14:anchorId="11262B88" wp14:editId="71C49326">
+                  <wp:extent cx="5057745" cy="2194560"/>
+                  <wp:effectExtent l="0" t="0" r="0" b="0"/>
+                  <wp:docPr id="304453315" name="Picture 1"/>
+                  <wp:cNvGraphicFramePr>
+                    <a:graphicFrameLocks xmlns:a="http://schemas.openxmlformats.org/drawingml/2006/main" noChangeAspect="1"/>
+                  </wp:cNvGraphicFramePr>
+                  <a:graphic xmlns:a="http://schemas.openxmlformats.org/drawingml/2006/main">
+                    <a:graphicData uri="http://schemas.openxmlformats.org/drawingml/2006/picture">
+                      <pic:pic xmlns:pic="http://schemas.openxmlformats.org/drawingml/2006/picture">
+                        <pic:nvPicPr>
+                          <pic:cNvPr id="304453315" name=""/>
+                          <pic:cNvPicPr/>
+                        </pic:nvPicPr>
+                        <pic:blipFill>
+                          <a:blip r:embed="rId19"/>
+                          <a:stretch>
+                            <a:fillRect/>
+                          </a:stretch>
+                        </pic:blipFill>
+                        <pic:spPr>
+                          <a:xfrm>
+                            <a:off x="0" y="0"/>
+                            <a:ext cx="5080186" cy="2204297"/>
+                          </a:xfrm>
+                          <a:prstGeom prst="rect">
+                            <a:avLst/>
+                          </a:prstGeom>
+                        </pic:spPr>
+                      </pic:pic>
+                    </a:graphicData>
+                  </a:graphic>
+                </wp:inline>
+              </w:drawing>
+            </w:r>
           </w:p>
         </w:tc>
       </w:tr>
@@ -2143,22 +2506,6 @@
           <w14:ligatures w14:val="none"/>
         </w:rPr>
       </w:pPr>
-    </w:p>
-    <w:p>
-      <w:pPr>
-        <w:spacing w:before="60" w:line="360" w:lineRule="auto"/>
-        <w:ind w:firstLine="0"/>
-        <w:jc w:val="left"/>
-        <w:rPr>
-          <w:rFonts w:eastAsia="Times New Roman" w:cs="Times New Roman"/>
-          <w:b/>
-          <w:bCs/>
-          <w:kern w:val="0"/>
-          <w:szCs w:val="24"/>
-          <w:lang w:eastAsia="en-ID"/>
-          <w14:ligatures w14:val="none"/>
-        </w:rPr>
-      </w:pPr>
       <w:proofErr w:type="spellStart"/>
       <w:r>
         <w:rPr>
@@ -2170,6 +2517,7 @@
           <w:lang w:eastAsia="en-ID"/>
           <w14:ligatures w14:val="none"/>
         </w:rPr>
+        <w:lastRenderedPageBreak/>
         <w:t>Praktikum</w:t>
       </w:r>
       <w:proofErr w:type="spellEnd"/>
@@ -2302,14 +2650,43 @@
                 <w:lang w:val="en-US" w:eastAsia="en-ID"/>
               </w:rPr>
             </w:pPr>
+            <w:proofErr w:type="spellStart"/>
+            <w:r>
+              <w:rPr>
+                <w:rFonts w:eastAsia="Times New Roman" w:cs="Times New Roman"/>
+                <w:szCs w:val="24"/>
+                <w:lang w:val="en-US" w:eastAsia="en-ID"/>
+              </w:rPr>
+              <w:t>Menampilkan</w:t>
+            </w:r>
+            <w:proofErr w:type="spellEnd"/>
+            <w:r>
+              <w:rPr>
+                <w:rFonts w:eastAsia="Times New Roman" w:cs="Times New Roman"/>
+                <w:szCs w:val="24"/>
+                <w:lang w:val="en-US" w:eastAsia="en-ID"/>
+              </w:rPr>
+              <w:t xml:space="preserve"> Gambar </w:t>
+            </w:r>
+            <w:proofErr w:type="spellStart"/>
+            <w:r>
+              <w:rPr>
+                <w:rFonts w:eastAsia="Times New Roman" w:cs="Times New Roman"/>
+                <w:szCs w:val="24"/>
+                <w:lang w:val="en-US" w:eastAsia="en-ID"/>
+              </w:rPr>
+              <w:t>dari</w:t>
+            </w:r>
+            <w:proofErr w:type="spellEnd"/>
+            <w:r>
+              <w:rPr>
+                <w:rFonts w:eastAsia="Times New Roman" w:cs="Times New Roman"/>
+                <w:szCs w:val="24"/>
+                <w:lang w:val="en-US" w:eastAsia="en-ID"/>
+              </w:rPr>
+              <w:t xml:space="preserve"> Folder Public</w:t>
+            </w:r>
           </w:p>
-        </w:tc>
-      </w:tr>
-      <w:tr>
-        <w:tc>
-          <w:tcPr>
-            <w:tcW w:w="1129" w:type="dxa"/>
-          </w:tcPr>
           <w:p>
             <w:pPr>
               <w:spacing w:before="60" w:line="360" w:lineRule="auto"/>
@@ -2327,423 +2704,42 @@
                 <w:szCs w:val="24"/>
                 <w:lang w:val="en-US" w:eastAsia="en-ID"/>
               </w:rPr>
-              <w:t>2</w:t>
-            </w:r>
-          </w:p>
-        </w:tc>
-        <w:tc>
-          <w:tcPr>
-            <w:tcW w:w="8499" w:type="dxa"/>
-          </w:tcPr>
-          <w:p>
-            <w:pPr>
-              <w:spacing w:before="60" w:line="360" w:lineRule="auto"/>
-              <w:ind w:firstLine="0"/>
-              <w:jc w:val="left"/>
-              <w:rPr>
-                <w:rFonts w:eastAsia="Times New Roman" w:cs="Times New Roman"/>
-                <w:szCs w:val="24"/>
-                <w:lang w:eastAsia="en-ID"/>
-              </w:rPr>
-            </w:pPr>
-          </w:p>
-        </w:tc>
-      </w:tr>
-      <w:tr>
-        <w:tc>
-          <w:tcPr>
-            <w:tcW w:w="1129" w:type="dxa"/>
-          </w:tcPr>
-          <w:p>
-            <w:pPr>
-              <w:spacing w:before="60" w:line="360" w:lineRule="auto"/>
-              <w:ind w:firstLine="0"/>
-              <w:jc w:val="left"/>
-              <w:rPr>
-                <w:rFonts w:eastAsia="Times New Roman" w:cs="Times New Roman"/>
-                <w:szCs w:val="24"/>
-                <w:lang w:val="en-US" w:eastAsia="en-ID"/>
-              </w:rPr>
-            </w:pPr>
-            <w:r>
-              <w:rPr>
-                <w:rFonts w:eastAsia="Times New Roman" w:cs="Times New Roman"/>
-                <w:szCs w:val="24"/>
-                <w:lang w:val="en-US" w:eastAsia="en-ID"/>
-              </w:rPr>
-              <w:t>3</w:t>
-            </w:r>
-          </w:p>
-        </w:tc>
-        <w:tc>
-          <w:tcPr>
-            <w:tcW w:w="8499" w:type="dxa"/>
-          </w:tcPr>
-          <w:p>
-            <w:pPr>
-              <w:spacing w:before="60" w:line="360" w:lineRule="auto"/>
-              <w:ind w:firstLine="0"/>
-              <w:jc w:val="left"/>
-              <w:rPr>
-                <w:rFonts w:eastAsia="Times New Roman" w:cs="Times New Roman"/>
-                <w:szCs w:val="24"/>
-                <w:lang w:val="en-US" w:eastAsia="en-ID"/>
-              </w:rPr>
-            </w:pPr>
-          </w:p>
-        </w:tc>
-      </w:tr>
-      <w:tr>
-        <w:tc>
-          <w:tcPr>
-            <w:tcW w:w="1129" w:type="dxa"/>
-          </w:tcPr>
-          <w:p>
-            <w:pPr>
-              <w:spacing w:before="60" w:line="360" w:lineRule="auto"/>
-              <w:ind w:firstLine="0"/>
-              <w:jc w:val="left"/>
-              <w:rPr>
-                <w:rFonts w:eastAsia="Times New Roman" w:cs="Times New Roman"/>
-                <w:szCs w:val="24"/>
-                <w:lang w:val="en-US" w:eastAsia="en-ID"/>
-              </w:rPr>
-            </w:pPr>
-            <w:r>
-              <w:rPr>
-                <w:rFonts w:eastAsia="Times New Roman" w:cs="Times New Roman"/>
-                <w:szCs w:val="24"/>
-                <w:lang w:val="en-US" w:eastAsia="en-ID"/>
-              </w:rPr>
-              <w:t>4</w:t>
-            </w:r>
-          </w:p>
-        </w:tc>
-        <w:tc>
-          <w:tcPr>
-            <w:tcW w:w="8499" w:type="dxa"/>
-          </w:tcPr>
-          <w:p>
-            <w:pPr>
-              <w:spacing w:before="60" w:line="360" w:lineRule="auto"/>
-              <w:ind w:firstLine="0"/>
-              <w:jc w:val="left"/>
-              <w:rPr>
-                <w:rFonts w:eastAsia="Times New Roman" w:cs="Times New Roman"/>
-                <w:szCs w:val="24"/>
-                <w:lang w:eastAsia="en-ID"/>
-              </w:rPr>
-            </w:pPr>
-          </w:p>
-        </w:tc>
-      </w:tr>
-    </w:tbl>
-    <w:p>
-      <w:pPr>
-        <w:spacing w:after="160" w:line="259" w:lineRule="auto"/>
-        <w:ind w:firstLine="0"/>
-        <w:jc w:val="left"/>
-        <w:rPr>
-          <w:rFonts w:eastAsia="Times New Roman" w:cs="Times New Roman"/>
-          <w:b/>
-          <w:bCs/>
-          <w:kern w:val="0"/>
-          <w:szCs w:val="24"/>
-          <w:lang w:eastAsia="en-ID"/>
-          <w14:ligatures w14:val="none"/>
-        </w:rPr>
-      </w:pPr>
-    </w:p>
-    <w:p>
-      <w:pPr>
-        <w:spacing w:before="60" w:line="360" w:lineRule="auto"/>
-        <w:ind w:firstLine="0"/>
-        <w:jc w:val="left"/>
-        <w:rPr>
-          <w:rFonts w:eastAsia="Times New Roman" w:cs="Times New Roman"/>
-          <w:b/>
-          <w:bCs/>
-          <w:kern w:val="0"/>
-          <w:szCs w:val="24"/>
-          <w:lang w:eastAsia="en-ID"/>
-          <w14:ligatures w14:val="none"/>
-        </w:rPr>
-      </w:pPr>
-      <w:proofErr w:type="spellStart"/>
-      <w:r>
-        <w:rPr>
-          <w:rFonts w:eastAsia="Times New Roman" w:cs="Times New Roman"/>
-          <w:b/>
-          <w:bCs/>
-          <w:kern w:val="0"/>
-          <w:szCs w:val="24"/>
-          <w:lang w:eastAsia="en-ID"/>
-          <w14:ligatures w14:val="none"/>
-        </w:rPr>
-        <w:t>Praktikum</w:t>
-      </w:r>
-      <w:proofErr w:type="spellEnd"/>
-      <w:r>
-        <w:rPr>
-          <w:rFonts w:eastAsia="Times New Roman" w:cs="Times New Roman"/>
-          <w:b/>
-          <w:bCs/>
-          <w:kern w:val="0"/>
-          <w:szCs w:val="24"/>
-          <w:lang w:eastAsia="en-ID"/>
-          <w14:ligatures w14:val="none"/>
-        </w:rPr>
-        <w:t xml:space="preserve"> Ke-</w:t>
-      </w:r>
-      <w:r>
-        <w:rPr>
-          <w:rFonts w:eastAsia="Times New Roman" w:cs="Times New Roman"/>
-          <w:b/>
-          <w:bCs/>
-          <w:kern w:val="0"/>
-          <w:szCs w:val="24"/>
-          <w:lang w:eastAsia="en-ID"/>
-          <w14:ligatures w14:val="none"/>
-        </w:rPr>
-        <w:t>7</w:t>
-      </w:r>
-    </w:p>
-    <w:tbl>
-      <w:tblPr>
-        <w:tblStyle w:val="TableGrid"/>
-        <w:tblW w:w="5000" w:type="pct"/>
-        <w:tblLayout w:type="fixed"/>
-        <w:tblLook w:val="04A0" w:firstRow="1" w:lastRow="0" w:firstColumn="1" w:lastColumn="0" w:noHBand="0" w:noVBand="1"/>
-      </w:tblPr>
-      <w:tblGrid>
-        <w:gridCol w:w="1129"/>
-        <w:gridCol w:w="8499"/>
-      </w:tblGrid>
-      <w:tr>
-        <w:tc>
-          <w:tcPr>
-            <w:tcW w:w="1129" w:type="dxa"/>
-          </w:tcPr>
-          <w:p>
-            <w:pPr>
-              <w:spacing w:before="60" w:line="360" w:lineRule="auto"/>
-              <w:ind w:firstLine="0"/>
-              <w:jc w:val="left"/>
-              <w:rPr>
-                <w:rFonts w:eastAsia="Times New Roman" w:cs="Times New Roman"/>
-                <w:szCs w:val="24"/>
-                <w:lang w:eastAsia="en-ID"/>
-              </w:rPr>
-            </w:pPr>
-            <w:r>
-              <w:rPr>
-                <w:rFonts w:eastAsia="Times New Roman" w:cs="Times New Roman"/>
-                <w:szCs w:val="24"/>
-                <w:lang w:eastAsia="en-ID"/>
-              </w:rPr>
-              <w:t>Langkah</w:t>
-            </w:r>
-          </w:p>
-        </w:tc>
-        <w:tc>
-          <w:tcPr>
-            <w:tcW w:w="8499" w:type="dxa"/>
-          </w:tcPr>
-          <w:p>
-            <w:pPr>
-              <w:spacing w:before="60" w:line="360" w:lineRule="auto"/>
-              <w:ind w:firstLine="0"/>
-              <w:jc w:val="left"/>
-              <w:rPr>
-                <w:rFonts w:eastAsia="Times New Roman" w:cs="Times New Roman"/>
-                <w:szCs w:val="24"/>
-                <w:lang w:eastAsia="en-ID"/>
-              </w:rPr>
-            </w:pPr>
-            <w:r>
-              <w:rPr>
-                <w:rFonts w:eastAsia="Times New Roman" w:cs="Times New Roman"/>
-                <w:szCs w:val="24"/>
-                <w:lang w:eastAsia="en-ID"/>
-              </w:rPr>
-              <w:t>Jawaban/Deskripsi</w:t>
-            </w:r>
-          </w:p>
-        </w:tc>
-      </w:tr>
-      <w:tr>
-        <w:tc>
-          <w:tcPr>
-            <w:tcW w:w="1129" w:type="dxa"/>
-          </w:tcPr>
-          <w:p>
-            <w:pPr>
-              <w:spacing w:before="60" w:line="360" w:lineRule="auto"/>
-              <w:ind w:firstLine="0"/>
-              <w:jc w:val="left"/>
-              <w:rPr>
-                <w:rFonts w:eastAsia="Times New Roman" w:cs="Times New Roman"/>
-                <w:szCs w:val="24"/>
-                <w:lang w:val="en-US" w:eastAsia="en-ID"/>
-              </w:rPr>
-            </w:pPr>
-            <w:r>
-              <w:rPr>
-                <w:rFonts w:eastAsia="Times New Roman" w:cs="Times New Roman"/>
-                <w:szCs w:val="24"/>
-                <w:lang w:val="en-US" w:eastAsia="en-ID"/>
-              </w:rPr>
-              <w:t>1</w:t>
-            </w:r>
-          </w:p>
-        </w:tc>
-        <w:tc>
-          <w:tcPr>
-            <w:tcW w:w="8499" w:type="dxa"/>
-          </w:tcPr>
-          <w:p>
-            <w:pPr>
-              <w:spacing w:before="60" w:line="360" w:lineRule="auto"/>
-              <w:ind w:firstLine="0"/>
-              <w:jc w:val="left"/>
-              <w:rPr>
-                <w:rFonts w:eastAsia="Times New Roman" w:cs="Times New Roman"/>
-                <w:szCs w:val="24"/>
-                <w:lang w:val="en-US" w:eastAsia="en-ID"/>
-              </w:rPr>
-            </w:pPr>
-          </w:p>
-        </w:tc>
-      </w:tr>
-      <w:tr>
-        <w:tc>
-          <w:tcPr>
-            <w:tcW w:w="1129" w:type="dxa"/>
-          </w:tcPr>
-          <w:p>
-            <w:pPr>
-              <w:spacing w:before="60" w:line="360" w:lineRule="auto"/>
-              <w:ind w:firstLine="0"/>
-              <w:jc w:val="left"/>
-              <w:rPr>
-                <w:rFonts w:eastAsia="Times New Roman" w:cs="Times New Roman"/>
-                <w:szCs w:val="24"/>
-                <w:lang w:val="en-US" w:eastAsia="en-ID"/>
-              </w:rPr>
-            </w:pPr>
-            <w:r>
-              <w:rPr>
-                <w:rFonts w:eastAsia="Times New Roman" w:cs="Times New Roman"/>
-                <w:szCs w:val="24"/>
-                <w:lang w:val="en-US" w:eastAsia="en-ID"/>
-              </w:rPr>
-              <w:t>2</w:t>
-            </w:r>
-          </w:p>
-        </w:tc>
-        <w:tc>
-          <w:tcPr>
-            <w:tcW w:w="8499" w:type="dxa"/>
-          </w:tcPr>
-          <w:p>
-            <w:pPr>
-              <w:spacing w:before="60" w:line="360" w:lineRule="auto"/>
-              <w:ind w:firstLine="0"/>
-              <w:jc w:val="left"/>
-              <w:rPr>
-                <w:rFonts w:eastAsia="Times New Roman" w:cs="Times New Roman"/>
-                <w:szCs w:val="24"/>
-                <w:lang w:eastAsia="en-ID"/>
-              </w:rPr>
-            </w:pPr>
-          </w:p>
-        </w:tc>
-      </w:tr>
-      <w:tr>
-        <w:tc>
-          <w:tcPr>
-            <w:tcW w:w="1129" w:type="dxa"/>
-          </w:tcPr>
-          <w:p>
-            <w:pPr>
-              <w:spacing w:before="60" w:line="360" w:lineRule="auto"/>
-              <w:ind w:firstLine="0"/>
-              <w:jc w:val="left"/>
-              <w:rPr>
-                <w:rFonts w:eastAsia="Times New Roman" w:cs="Times New Roman"/>
-                <w:szCs w:val="24"/>
-                <w:lang w:val="en-US" w:eastAsia="en-ID"/>
-              </w:rPr>
-            </w:pPr>
-            <w:r>
-              <w:rPr>
-                <w:rFonts w:eastAsia="Times New Roman" w:cs="Times New Roman"/>
-                <w:szCs w:val="24"/>
-                <w:lang w:val="en-US" w:eastAsia="en-ID"/>
-              </w:rPr>
-              <w:t>3</w:t>
-            </w:r>
-          </w:p>
-        </w:tc>
-        <w:tc>
-          <w:tcPr>
-            <w:tcW w:w="8499" w:type="dxa"/>
-          </w:tcPr>
-          <w:p>
-            <w:pPr>
-              <w:spacing w:before="60" w:line="360" w:lineRule="auto"/>
-              <w:ind w:firstLine="0"/>
-              <w:jc w:val="left"/>
-              <w:rPr>
-                <w:rFonts w:eastAsia="Times New Roman" w:cs="Times New Roman"/>
-                <w:szCs w:val="24"/>
-                <w:lang w:val="en-US" w:eastAsia="en-ID"/>
-              </w:rPr>
-            </w:pPr>
-          </w:p>
-        </w:tc>
-      </w:tr>
-      <w:tr>
-        <w:tc>
-          <w:tcPr>
-            <w:tcW w:w="1129" w:type="dxa"/>
-          </w:tcPr>
-          <w:p>
-            <w:pPr>
-              <w:spacing w:before="60" w:line="360" w:lineRule="auto"/>
-              <w:ind w:firstLine="0"/>
-              <w:jc w:val="left"/>
-              <w:rPr>
-                <w:rFonts w:eastAsia="Times New Roman" w:cs="Times New Roman"/>
-                <w:szCs w:val="24"/>
-                <w:lang w:val="en-US" w:eastAsia="en-ID"/>
-              </w:rPr>
-            </w:pPr>
-            <w:r>
-              <w:rPr>
-                <w:rFonts w:eastAsia="Times New Roman" w:cs="Times New Roman"/>
-                <w:szCs w:val="24"/>
-                <w:lang w:val="en-US" w:eastAsia="en-ID"/>
-              </w:rPr>
-              <w:t>4</w:t>
-            </w:r>
-          </w:p>
-        </w:tc>
-        <w:tc>
-          <w:tcPr>
-            <w:tcW w:w="8499" w:type="dxa"/>
-          </w:tcPr>
-          <w:p>
-            <w:pPr>
-              <w:spacing w:before="60" w:line="360" w:lineRule="auto"/>
-              <w:ind w:firstLine="0"/>
-              <w:jc w:val="left"/>
-              <w:rPr>
-                <w:rFonts w:eastAsia="Times New Roman" w:cs="Times New Roman"/>
-                <w:szCs w:val="24"/>
-                <w:lang w:eastAsia="en-ID"/>
-              </w:rPr>
-            </w:pPr>
+              <w:drawing>
+                <wp:inline distT="0" distB="0" distL="0" distR="0" wp14:anchorId="47BECB11" wp14:editId="426D9502">
+                  <wp:extent cx="3497580" cy="1775181"/>
+                  <wp:effectExtent l="0" t="0" r="7620" b="0"/>
+                  <wp:docPr id="1979705736" name="Picture 1"/>
+                  <wp:cNvGraphicFramePr>
+                    <a:graphicFrameLocks xmlns:a="http://schemas.openxmlformats.org/drawingml/2006/main" noChangeAspect="1"/>
+                  </wp:cNvGraphicFramePr>
+                  <a:graphic xmlns:a="http://schemas.openxmlformats.org/drawingml/2006/main">
+                    <a:graphicData uri="http://schemas.openxmlformats.org/drawingml/2006/picture">
+                      <pic:pic xmlns:pic="http://schemas.openxmlformats.org/drawingml/2006/picture">
+                        <pic:nvPicPr>
+                          <pic:cNvPr id="1979705736" name=""/>
+                          <pic:cNvPicPr/>
+                        </pic:nvPicPr>
+                        <pic:blipFill>
+                          <a:blip r:embed="rId20"/>
+                          <a:stretch>
+                            <a:fillRect/>
+                          </a:stretch>
+                        </pic:blipFill>
+                        <pic:spPr>
+                          <a:xfrm>
+                            <a:off x="0" y="0"/>
+                            <a:ext cx="3506655" cy="1779787"/>
+                          </a:xfrm>
+                          <a:prstGeom prst="rect">
+                            <a:avLst/>
+                          </a:prstGeom>
+                        </pic:spPr>
+                      </pic:pic>
+                    </a:graphicData>
+                  </a:graphic>
+                </wp:inline>
+              </w:drawing>
+            </w:r>
           </w:p>
         </w:tc>
       </w:tr>
@@ -2805,279 +2801,6 @@
         </w:rPr>
         <w:t xml:space="preserve"> 1</w:t>
       </w:r>
-    </w:p>
-    <w:tbl>
-      <w:tblPr>
-        <w:tblStyle w:val="TableGrid"/>
-        <w:tblW w:w="5000" w:type="pct"/>
-        <w:tblLayout w:type="fixed"/>
-        <w:tblLook w:val="04A0" w:firstRow="1" w:lastRow="0" w:firstColumn="1" w:lastColumn="0" w:noHBand="0" w:noVBand="1"/>
-      </w:tblPr>
-      <w:tblGrid>
-        <w:gridCol w:w="1129"/>
-        <w:gridCol w:w="8499"/>
-      </w:tblGrid>
-      <w:tr>
-        <w:tc>
-          <w:tcPr>
-            <w:tcW w:w="1129" w:type="dxa"/>
-          </w:tcPr>
-          <w:p>
-            <w:pPr>
-              <w:spacing w:before="60" w:line="360" w:lineRule="auto"/>
-              <w:ind w:firstLine="0"/>
-              <w:jc w:val="left"/>
-              <w:rPr>
-                <w:rFonts w:eastAsia="Times New Roman" w:cs="Times New Roman"/>
-                <w:szCs w:val="24"/>
-                <w:lang w:eastAsia="en-ID"/>
-              </w:rPr>
-            </w:pPr>
-            <w:r>
-              <w:rPr>
-                <w:rFonts w:eastAsia="Times New Roman" w:cs="Times New Roman"/>
-                <w:szCs w:val="24"/>
-                <w:lang w:eastAsia="en-ID"/>
-              </w:rPr>
-              <w:t>Langkah</w:t>
-            </w:r>
-          </w:p>
-        </w:tc>
-        <w:tc>
-          <w:tcPr>
-            <w:tcW w:w="8499" w:type="dxa"/>
-          </w:tcPr>
-          <w:p>
-            <w:pPr>
-              <w:spacing w:before="60" w:line="360" w:lineRule="auto"/>
-              <w:ind w:firstLine="0"/>
-              <w:jc w:val="left"/>
-              <w:rPr>
-                <w:rFonts w:eastAsia="Times New Roman" w:cs="Times New Roman"/>
-                <w:szCs w:val="24"/>
-                <w:lang w:eastAsia="en-ID"/>
-              </w:rPr>
-            </w:pPr>
-            <w:r>
-              <w:rPr>
-                <w:rFonts w:eastAsia="Times New Roman" w:cs="Times New Roman"/>
-                <w:szCs w:val="24"/>
-                <w:lang w:eastAsia="en-ID"/>
-              </w:rPr>
-              <w:t>Jawaban/Deskripsi</w:t>
-            </w:r>
-          </w:p>
-        </w:tc>
-      </w:tr>
-      <w:tr>
-        <w:tc>
-          <w:tcPr>
-            <w:tcW w:w="1129" w:type="dxa"/>
-          </w:tcPr>
-          <w:p>
-            <w:pPr>
-              <w:spacing w:before="60" w:line="360" w:lineRule="auto"/>
-              <w:ind w:firstLine="0"/>
-              <w:jc w:val="left"/>
-              <w:rPr>
-                <w:rFonts w:eastAsia="Times New Roman" w:cs="Times New Roman"/>
-                <w:szCs w:val="24"/>
-                <w:lang w:val="en-US" w:eastAsia="en-ID"/>
-              </w:rPr>
-            </w:pPr>
-            <w:r>
-              <w:rPr>
-                <w:rFonts w:eastAsia="Times New Roman" w:cs="Times New Roman"/>
-                <w:szCs w:val="24"/>
-                <w:lang w:val="en-US" w:eastAsia="en-ID"/>
-              </w:rPr>
-              <w:t>1</w:t>
-            </w:r>
-          </w:p>
-        </w:tc>
-        <w:tc>
-          <w:tcPr>
-            <w:tcW w:w="8499" w:type="dxa"/>
-          </w:tcPr>
-          <w:p>
-            <w:pPr>
-              <w:spacing w:before="60" w:line="360" w:lineRule="auto"/>
-              <w:ind w:firstLine="0"/>
-              <w:jc w:val="left"/>
-              <w:rPr>
-                <w:rFonts w:eastAsia="Times New Roman" w:cs="Times New Roman"/>
-                <w:szCs w:val="24"/>
-                <w:lang w:val="en-US" w:eastAsia="en-ID"/>
-              </w:rPr>
-            </w:pPr>
-          </w:p>
-        </w:tc>
-      </w:tr>
-      <w:tr>
-        <w:tc>
-          <w:tcPr>
-            <w:tcW w:w="1129" w:type="dxa"/>
-          </w:tcPr>
-          <w:p>
-            <w:pPr>
-              <w:spacing w:before="60" w:line="360" w:lineRule="auto"/>
-              <w:ind w:firstLine="0"/>
-              <w:jc w:val="left"/>
-              <w:rPr>
-                <w:rFonts w:eastAsia="Times New Roman" w:cs="Times New Roman"/>
-                <w:szCs w:val="24"/>
-                <w:lang w:val="en-US" w:eastAsia="en-ID"/>
-              </w:rPr>
-            </w:pPr>
-            <w:r>
-              <w:rPr>
-                <w:rFonts w:eastAsia="Times New Roman" w:cs="Times New Roman"/>
-                <w:szCs w:val="24"/>
-                <w:lang w:val="en-US" w:eastAsia="en-ID"/>
-              </w:rPr>
-              <w:t>2</w:t>
-            </w:r>
-          </w:p>
-        </w:tc>
-        <w:tc>
-          <w:tcPr>
-            <w:tcW w:w="8499" w:type="dxa"/>
-          </w:tcPr>
-          <w:p>
-            <w:pPr>
-              <w:spacing w:before="60" w:line="360" w:lineRule="auto"/>
-              <w:ind w:firstLine="0"/>
-              <w:jc w:val="left"/>
-              <w:rPr>
-                <w:rFonts w:eastAsia="Times New Roman" w:cs="Times New Roman"/>
-                <w:szCs w:val="24"/>
-                <w:lang w:eastAsia="en-ID"/>
-              </w:rPr>
-            </w:pPr>
-          </w:p>
-        </w:tc>
-      </w:tr>
-      <w:tr>
-        <w:tc>
-          <w:tcPr>
-            <w:tcW w:w="1129" w:type="dxa"/>
-          </w:tcPr>
-          <w:p>
-            <w:pPr>
-              <w:spacing w:before="60" w:line="360" w:lineRule="auto"/>
-              <w:ind w:firstLine="0"/>
-              <w:jc w:val="left"/>
-              <w:rPr>
-                <w:rFonts w:eastAsia="Times New Roman" w:cs="Times New Roman"/>
-                <w:szCs w:val="24"/>
-                <w:lang w:val="en-US" w:eastAsia="en-ID"/>
-              </w:rPr>
-            </w:pPr>
-            <w:r>
-              <w:rPr>
-                <w:rFonts w:eastAsia="Times New Roman" w:cs="Times New Roman"/>
-                <w:szCs w:val="24"/>
-                <w:lang w:val="en-US" w:eastAsia="en-ID"/>
-              </w:rPr>
-              <w:t>3</w:t>
-            </w:r>
-          </w:p>
-        </w:tc>
-        <w:tc>
-          <w:tcPr>
-            <w:tcW w:w="8499" w:type="dxa"/>
-          </w:tcPr>
-          <w:p>
-            <w:pPr>
-              <w:spacing w:before="60" w:line="360" w:lineRule="auto"/>
-              <w:ind w:firstLine="0"/>
-              <w:jc w:val="left"/>
-              <w:rPr>
-                <w:rFonts w:eastAsia="Times New Roman" w:cs="Times New Roman"/>
-                <w:szCs w:val="24"/>
-                <w:lang w:val="en-US" w:eastAsia="en-ID"/>
-              </w:rPr>
-            </w:pPr>
-          </w:p>
-        </w:tc>
-      </w:tr>
-      <w:tr>
-        <w:tc>
-          <w:tcPr>
-            <w:tcW w:w="1129" w:type="dxa"/>
-          </w:tcPr>
-          <w:p>
-            <w:pPr>
-              <w:spacing w:before="60" w:line="360" w:lineRule="auto"/>
-              <w:ind w:firstLine="0"/>
-              <w:jc w:val="left"/>
-              <w:rPr>
-                <w:rFonts w:eastAsia="Times New Roman" w:cs="Times New Roman"/>
-                <w:szCs w:val="24"/>
-                <w:lang w:val="en-US" w:eastAsia="en-ID"/>
-              </w:rPr>
-            </w:pPr>
-            <w:r>
-              <w:rPr>
-                <w:rFonts w:eastAsia="Times New Roman" w:cs="Times New Roman"/>
-                <w:szCs w:val="24"/>
-                <w:lang w:val="en-US" w:eastAsia="en-ID"/>
-              </w:rPr>
-              <w:t>4</w:t>
-            </w:r>
-          </w:p>
-        </w:tc>
-        <w:tc>
-          <w:tcPr>
-            <w:tcW w:w="8499" w:type="dxa"/>
-          </w:tcPr>
-          <w:p>
-            <w:pPr>
-              <w:spacing w:before="60" w:line="360" w:lineRule="auto"/>
-              <w:ind w:firstLine="0"/>
-              <w:jc w:val="left"/>
-              <w:rPr>
-                <w:rFonts w:eastAsia="Times New Roman" w:cs="Times New Roman"/>
-                <w:szCs w:val="24"/>
-                <w:lang w:eastAsia="en-ID"/>
-              </w:rPr>
-            </w:pPr>
-          </w:p>
-        </w:tc>
-      </w:tr>
-    </w:tbl>
-    <w:p>
-      <w:pPr>
-        <w:spacing w:before="60" w:line="360" w:lineRule="auto"/>
-        <w:ind w:firstLine="0"/>
-        <w:jc w:val="left"/>
-        <w:rPr>
-          <w:rFonts w:eastAsia="Times New Roman" w:cs="Times New Roman"/>
-          <w:b/>
-          <w:bCs/>
-          <w:kern w:val="0"/>
-          <w:szCs w:val="24"/>
-          <w:lang w:eastAsia="en-ID"/>
-          <w14:ligatures w14:val="none"/>
-        </w:rPr>
-      </w:pPr>
-    </w:p>
-    <w:p>
-      <w:pPr>
-        <w:spacing w:before="60" w:line="360" w:lineRule="auto"/>
-        <w:ind w:firstLine="0"/>
-        <w:jc w:val="left"/>
-        <w:rPr>
-          <w:rFonts w:eastAsia="Times New Roman" w:cs="Times New Roman"/>
-          <w:b/>
-          <w:bCs/>
-          <w:kern w:val="0"/>
-          <w:szCs w:val="24"/>
-          <w:lang w:eastAsia="en-ID"/>
-          <w14:ligatures w14:val="none"/>
-        </w:rPr>
-      </w:pPr>
-      <w:proofErr w:type="spellStart"/>
       <w:r>
         <w:rPr>
           <w:rFonts w:eastAsia="Times New Roman" w:cs="Times New Roman"/>
@@ -3088,20 +2811,7 @@
           <w:lang w:eastAsia="en-ID"/>
           <w14:ligatures w14:val="none"/>
         </w:rPr>
-        <w:t>Tugas</w:t>
-      </w:r>
-      <w:proofErr w:type="spellEnd"/>
-      <w:r>
-        <w:rPr>
-          <w:rFonts w:eastAsia="Times New Roman" w:cs="Times New Roman"/>
-          <w:b/>
-          <w:bCs/>
-          <w:kern w:val="0"/>
-          <w:szCs w:val="24"/>
-          <w:lang w:eastAsia="en-ID"/>
-          <w14:ligatures w14:val="none"/>
-        </w:rPr>
-        <w:t xml:space="preserve"> </w:t>
+        <w:t>, 2</w:t>
       </w:r>
       <w:r>
         <w:rPr>
@@ -3113,305 +2823,7 @@
           <w:lang w:eastAsia="en-ID"/>
           <w14:ligatures w14:val="none"/>
         </w:rPr>
-        <w:t>2</w:t>
-      </w:r>
-    </w:p>
-    <w:tbl>
-      <w:tblPr>
-        <w:tblStyle w:val="TableGrid"/>
-        <w:tblW w:w="5000" w:type="pct"/>
-        <w:tblLayout w:type="fixed"/>
-        <w:tblLook w:val="04A0" w:firstRow="1" w:lastRow="0" w:firstColumn="1" w:lastColumn="0" w:noHBand="0" w:noVBand="1"/>
-      </w:tblPr>
-      <w:tblGrid>
-        <w:gridCol w:w="1129"/>
-        <w:gridCol w:w="8499"/>
-      </w:tblGrid>
-      <w:tr>
-        <w:tc>
-          <w:tcPr>
-            <w:tcW w:w="1129" w:type="dxa"/>
-          </w:tcPr>
-          <w:p>
-            <w:pPr>
-              <w:spacing w:before="60" w:line="360" w:lineRule="auto"/>
-              <w:ind w:firstLine="0"/>
-              <w:jc w:val="left"/>
-              <w:rPr>
-                <w:rFonts w:eastAsia="Times New Roman" w:cs="Times New Roman"/>
-                <w:szCs w:val="24"/>
-                <w:lang w:eastAsia="en-ID"/>
-              </w:rPr>
-            </w:pPr>
-            <w:r>
-              <w:rPr>
-                <w:rFonts w:eastAsia="Times New Roman" w:cs="Times New Roman"/>
-                <w:szCs w:val="24"/>
-                <w:lang w:eastAsia="en-ID"/>
-              </w:rPr>
-              <w:t>Langkah</w:t>
-            </w:r>
-          </w:p>
-        </w:tc>
-        <w:tc>
-          <w:tcPr>
-            <w:tcW w:w="8499" w:type="dxa"/>
-          </w:tcPr>
-          <w:p>
-            <w:pPr>
-              <w:spacing w:before="60" w:line="360" w:lineRule="auto"/>
-              <w:ind w:firstLine="0"/>
-              <w:jc w:val="left"/>
-              <w:rPr>
-                <w:rFonts w:eastAsia="Times New Roman" w:cs="Times New Roman"/>
-                <w:szCs w:val="24"/>
-                <w:lang w:eastAsia="en-ID"/>
-              </w:rPr>
-            </w:pPr>
-            <w:r>
-              <w:rPr>
-                <w:rFonts w:eastAsia="Times New Roman" w:cs="Times New Roman"/>
-                <w:szCs w:val="24"/>
-                <w:lang w:eastAsia="en-ID"/>
-              </w:rPr>
-              <w:t>Jawaban/Deskripsi</w:t>
-            </w:r>
-          </w:p>
-        </w:tc>
-      </w:tr>
-      <w:tr>
-        <w:tc>
-          <w:tcPr>
-            <w:tcW w:w="1129" w:type="dxa"/>
-          </w:tcPr>
-          <w:p>
-            <w:pPr>
-              <w:spacing w:before="60" w:line="360" w:lineRule="auto"/>
-              <w:ind w:firstLine="0"/>
-              <w:jc w:val="left"/>
-              <w:rPr>
-                <w:rFonts w:eastAsia="Times New Roman" w:cs="Times New Roman"/>
-                <w:szCs w:val="24"/>
-                <w:lang w:val="en-US" w:eastAsia="en-ID"/>
-              </w:rPr>
-            </w:pPr>
-            <w:r>
-              <w:rPr>
-                <w:rFonts w:eastAsia="Times New Roman" w:cs="Times New Roman"/>
-                <w:szCs w:val="24"/>
-                <w:lang w:val="en-US" w:eastAsia="en-ID"/>
-              </w:rPr>
-              <w:t>1</w:t>
-            </w:r>
-          </w:p>
-        </w:tc>
-        <w:tc>
-          <w:tcPr>
-            <w:tcW w:w="8499" w:type="dxa"/>
-          </w:tcPr>
-          <w:p>
-            <w:pPr>
-              <w:spacing w:before="60" w:line="360" w:lineRule="auto"/>
-              <w:ind w:firstLine="0"/>
-              <w:jc w:val="left"/>
-              <w:rPr>
-                <w:rFonts w:eastAsia="Times New Roman" w:cs="Times New Roman"/>
-                <w:szCs w:val="24"/>
-                <w:lang w:val="en-US" w:eastAsia="en-ID"/>
-              </w:rPr>
-            </w:pPr>
-          </w:p>
-        </w:tc>
-      </w:tr>
-      <w:tr>
-        <w:tc>
-          <w:tcPr>
-            <w:tcW w:w="1129" w:type="dxa"/>
-          </w:tcPr>
-          <w:p>
-            <w:pPr>
-              <w:spacing w:before="60" w:line="360" w:lineRule="auto"/>
-              <w:ind w:firstLine="0"/>
-              <w:jc w:val="left"/>
-              <w:rPr>
-                <w:rFonts w:eastAsia="Times New Roman" w:cs="Times New Roman"/>
-                <w:szCs w:val="24"/>
-                <w:lang w:val="en-US" w:eastAsia="en-ID"/>
-              </w:rPr>
-            </w:pPr>
-            <w:r>
-              <w:rPr>
-                <w:rFonts w:eastAsia="Times New Roman" w:cs="Times New Roman"/>
-                <w:szCs w:val="24"/>
-                <w:lang w:val="en-US" w:eastAsia="en-ID"/>
-              </w:rPr>
-              <w:t>2</w:t>
-            </w:r>
-          </w:p>
-        </w:tc>
-        <w:tc>
-          <w:tcPr>
-            <w:tcW w:w="8499" w:type="dxa"/>
-          </w:tcPr>
-          <w:p>
-            <w:pPr>
-              <w:spacing w:before="60" w:line="360" w:lineRule="auto"/>
-              <w:ind w:firstLine="0"/>
-              <w:jc w:val="left"/>
-              <w:rPr>
-                <w:rFonts w:eastAsia="Times New Roman" w:cs="Times New Roman"/>
-                <w:szCs w:val="24"/>
-                <w:lang w:eastAsia="en-ID"/>
-              </w:rPr>
-            </w:pPr>
-          </w:p>
-        </w:tc>
-      </w:tr>
-      <w:tr>
-        <w:tc>
-          <w:tcPr>
-            <w:tcW w:w="1129" w:type="dxa"/>
-          </w:tcPr>
-          <w:p>
-            <w:pPr>
-              <w:spacing w:before="60" w:line="360" w:lineRule="auto"/>
-              <w:ind w:firstLine="0"/>
-              <w:jc w:val="left"/>
-              <w:rPr>
-                <w:rFonts w:eastAsia="Times New Roman" w:cs="Times New Roman"/>
-                <w:szCs w:val="24"/>
-                <w:lang w:val="en-US" w:eastAsia="en-ID"/>
-              </w:rPr>
-            </w:pPr>
-            <w:r>
-              <w:rPr>
-                <w:rFonts w:eastAsia="Times New Roman" w:cs="Times New Roman"/>
-                <w:szCs w:val="24"/>
-                <w:lang w:val="en-US" w:eastAsia="en-ID"/>
-              </w:rPr>
-              <w:t>3</w:t>
-            </w:r>
-          </w:p>
-        </w:tc>
-        <w:tc>
-          <w:tcPr>
-            <w:tcW w:w="8499" w:type="dxa"/>
-          </w:tcPr>
-          <w:p>
-            <w:pPr>
-              <w:spacing w:before="60" w:line="360" w:lineRule="auto"/>
-              <w:ind w:firstLine="0"/>
-              <w:jc w:val="left"/>
-              <w:rPr>
-                <w:rFonts w:eastAsia="Times New Roman" w:cs="Times New Roman"/>
-                <w:szCs w:val="24"/>
-                <w:lang w:val="en-US" w:eastAsia="en-ID"/>
-              </w:rPr>
-            </w:pPr>
-          </w:p>
-        </w:tc>
-      </w:tr>
-      <w:tr>
-        <w:tc>
-          <w:tcPr>
-            <w:tcW w:w="1129" w:type="dxa"/>
-          </w:tcPr>
-          <w:p>
-            <w:pPr>
-              <w:spacing w:before="60" w:line="360" w:lineRule="auto"/>
-              <w:ind w:firstLine="0"/>
-              <w:jc w:val="left"/>
-              <w:rPr>
-                <w:rFonts w:eastAsia="Times New Roman" w:cs="Times New Roman"/>
-                <w:szCs w:val="24"/>
-                <w:lang w:val="en-US" w:eastAsia="en-ID"/>
-              </w:rPr>
-            </w:pPr>
-            <w:r>
-              <w:rPr>
-                <w:rFonts w:eastAsia="Times New Roman" w:cs="Times New Roman"/>
-                <w:szCs w:val="24"/>
-                <w:lang w:val="en-US" w:eastAsia="en-ID"/>
-              </w:rPr>
-              <w:t>4</w:t>
-            </w:r>
-          </w:p>
-        </w:tc>
-        <w:tc>
-          <w:tcPr>
-            <w:tcW w:w="8499" w:type="dxa"/>
-          </w:tcPr>
-          <w:p>
-            <w:pPr>
-              <w:spacing w:before="60" w:line="360" w:lineRule="auto"/>
-              <w:ind w:firstLine="0"/>
-              <w:jc w:val="left"/>
-              <w:rPr>
-                <w:rFonts w:eastAsia="Times New Roman" w:cs="Times New Roman"/>
-                <w:szCs w:val="24"/>
-                <w:lang w:eastAsia="en-ID"/>
-              </w:rPr>
-            </w:pPr>
-          </w:p>
-        </w:tc>
-      </w:tr>
-    </w:tbl>
-    <w:p>
-      <w:pPr>
-        <w:spacing w:before="60" w:line="360" w:lineRule="auto"/>
-        <w:ind w:firstLine="0"/>
-        <w:jc w:val="left"/>
-        <w:rPr>
-          <w:rFonts w:eastAsia="Times New Roman" w:cs="Times New Roman"/>
-          <w:b/>
-          <w:bCs/>
-          <w:kern w:val="0"/>
-          <w:szCs w:val="24"/>
-          <w:lang w:eastAsia="en-ID"/>
-          <w14:ligatures w14:val="none"/>
-        </w:rPr>
-      </w:pPr>
-    </w:p>
-    <w:p>
-      <w:pPr>
-        <w:spacing w:before="60" w:line="360" w:lineRule="auto"/>
-        <w:ind w:firstLine="0"/>
-        <w:jc w:val="left"/>
-        <w:rPr>
-          <w:rFonts w:eastAsia="Times New Roman" w:cs="Times New Roman"/>
-          <w:b/>
-          <w:bCs/>
-          <w:kern w:val="0"/>
-          <w:szCs w:val="24"/>
-          <w:lang w:eastAsia="en-ID"/>
-          <w14:ligatures w14:val="none"/>
-        </w:rPr>
-      </w:pPr>
-      <w:proofErr w:type="spellStart"/>
-      <w:r>
-        <w:rPr>
-          <w:rFonts w:eastAsia="Times New Roman" w:cs="Times New Roman"/>
-          <w:b/>
-          <w:bCs/>
-          <w:kern w:val="0"/>
-          <w:szCs w:val="24"/>
-          <w:lang w:eastAsia="en-ID"/>
-          <w14:ligatures w14:val="none"/>
-        </w:rPr>
-        <w:t>Tugas</w:t>
-      </w:r>
-      <w:proofErr w:type="spellEnd"/>
-      <w:r>
-        <w:rPr>
-          <w:rFonts w:eastAsia="Times New Roman" w:cs="Times New Roman"/>
-          <w:b/>
-          <w:bCs/>
-          <w:kern w:val="0"/>
-          <w:szCs w:val="24"/>
-          <w:lang w:eastAsia="en-ID"/>
-          <w14:ligatures w14:val="none"/>
-        </w:rPr>
-        <w:t xml:space="preserve"> </w:t>
+        <w:t xml:space="preserve"> dan </w:t>
       </w:r>
       <w:r>
         <w:rPr>
@@ -3530,14 +2942,49 @@
                 <w:lang w:val="en-US" w:eastAsia="en-ID"/>
               </w:rPr>
             </w:pPr>
+            <w:r>
+              <w:rPr>
+                <w:rFonts w:eastAsia="Times New Roman" w:cs="Times New Roman"/>
+                <w:szCs w:val="24"/>
+                <w:lang w:val="en-US" w:eastAsia="en-ID"/>
+              </w:rPr>
+              <w:drawing>
+                <wp:inline distT="0" distB="0" distL="0" distR="0" wp14:anchorId="25F014A6" wp14:editId="034B7239">
+                  <wp:extent cx="4114800" cy="1872350"/>
+                  <wp:effectExtent l="0" t="0" r="0" b="0"/>
+                  <wp:docPr id="2057092448" name="Picture 1"/>
+                  <wp:cNvGraphicFramePr>
+                    <a:graphicFrameLocks xmlns:a="http://schemas.openxmlformats.org/drawingml/2006/main" noChangeAspect="1"/>
+                  </wp:cNvGraphicFramePr>
+                  <a:graphic xmlns:a="http://schemas.openxmlformats.org/drawingml/2006/main">
+                    <a:graphicData uri="http://schemas.openxmlformats.org/drawingml/2006/picture">
+                      <pic:pic xmlns:pic="http://schemas.openxmlformats.org/drawingml/2006/picture">
+                        <pic:nvPicPr>
+                          <pic:cNvPr id="2057092448" name=""/>
+                          <pic:cNvPicPr/>
+                        </pic:nvPicPr>
+                        <pic:blipFill>
+                          <a:blip r:embed="rId21"/>
+                          <a:stretch>
+                            <a:fillRect/>
+                          </a:stretch>
+                        </pic:blipFill>
+                        <pic:spPr>
+                          <a:xfrm>
+                            <a:off x="0" y="0"/>
+                            <a:ext cx="4125362" cy="1877156"/>
+                          </a:xfrm>
+                          <a:prstGeom prst="rect">
+                            <a:avLst/>
+                          </a:prstGeom>
+                        </pic:spPr>
+                      </pic:pic>
+                    </a:graphicData>
+                  </a:graphic>
+                </wp:inline>
+              </w:drawing>
+            </w:r>
           </w:p>
-        </w:tc>
-      </w:tr>
-      <w:tr>
-        <w:tc>
-          <w:tcPr>
-            <w:tcW w:w="1129" w:type="dxa"/>
-          </w:tcPr>
           <w:p>
             <w:pPr>
               <w:spacing w:before="60" w:line="360" w:lineRule="auto"/>
@@ -3555,14 +3002,44 @@
                 <w:szCs w:val="24"/>
                 <w:lang w:val="en-US" w:eastAsia="en-ID"/>
               </w:rPr>
-              <w:t>2</w:t>
+              <w:lastRenderedPageBreak/>
+              <w:drawing>
+                <wp:inline distT="0" distB="0" distL="0" distR="0" wp14:anchorId="7AC2A440" wp14:editId="7D8EC958">
+                  <wp:extent cx="4753636" cy="3185160"/>
+                  <wp:effectExtent l="0" t="0" r="8890" b="0"/>
+                  <wp:docPr id="1550756432" name="Picture 1"/>
+                  <wp:cNvGraphicFramePr>
+                    <a:graphicFrameLocks xmlns:a="http://schemas.openxmlformats.org/drawingml/2006/main" noChangeAspect="1"/>
+                  </wp:cNvGraphicFramePr>
+                  <a:graphic xmlns:a="http://schemas.openxmlformats.org/drawingml/2006/main">
+                    <a:graphicData uri="http://schemas.openxmlformats.org/drawingml/2006/picture">
+                      <pic:pic xmlns:pic="http://schemas.openxmlformats.org/drawingml/2006/picture">
+                        <pic:nvPicPr>
+                          <pic:cNvPr id="1550756432" name=""/>
+                          <pic:cNvPicPr/>
+                        </pic:nvPicPr>
+                        <pic:blipFill>
+                          <a:blip r:embed="rId22"/>
+                          <a:stretch>
+                            <a:fillRect/>
+                          </a:stretch>
+                        </pic:blipFill>
+                        <pic:spPr>
+                          <a:xfrm>
+                            <a:off x="0" y="0"/>
+                            <a:ext cx="4760778" cy="3189946"/>
+                          </a:xfrm>
+                          <a:prstGeom prst="rect">
+                            <a:avLst/>
+                          </a:prstGeom>
+                        </pic:spPr>
+                      </pic:pic>
+                    </a:graphicData>
+                  </a:graphic>
+                </wp:inline>
+              </w:drawing>
             </w:r>
           </w:p>
-        </w:tc>
-        <w:tc>
-          <w:tcPr>
-            <w:tcW w:w="8499" w:type="dxa"/>
-          </w:tcPr>
           <w:p>
             <w:pPr>
               <w:spacing w:before="60" w:line="360" w:lineRule="auto"/>
@@ -3571,97 +3048,51 @@
               <w:rPr>
                 <w:rFonts w:eastAsia="Times New Roman" w:cs="Times New Roman"/>
                 <w:szCs w:val="24"/>
-                <w:lang w:eastAsia="en-ID"/>
+                <w:lang w:val="en-US" w:eastAsia="en-ID"/>
               </w:rPr>
             </w:pPr>
-          </w:p>
-        </w:tc>
-      </w:tr>
-      <w:tr>
-        <w:tc>
-          <w:tcPr>
-            <w:tcW w:w="1129" w:type="dxa"/>
-          </w:tcPr>
-          <w:p>
-            <w:pPr>
-              <w:spacing w:before="60" w:line="360" w:lineRule="auto"/>
-              <w:ind w:firstLine="0"/>
-              <w:jc w:val="left"/>
-              <w:rPr>
-                <w:rFonts w:eastAsia="Times New Roman" w:cs="Times New Roman"/>
-                <w:szCs w:val="24"/>
-                <w:lang w:val="en-US" w:eastAsia="en-ID"/>
-              </w:rPr>
-            </w:pPr>
-            <w:r>
-              <w:rPr>
-                <w:rFonts w:eastAsia="Times New Roman" w:cs="Times New Roman"/>
-                <w:szCs w:val="24"/>
-                <w:lang w:val="en-US" w:eastAsia="en-ID"/>
-              </w:rPr>
-              <w:t>3</w:t>
-            </w:r>
-          </w:p>
-        </w:tc>
-        <w:tc>
-          <w:tcPr>
-            <w:tcW w:w="8499" w:type="dxa"/>
-          </w:tcPr>
-          <w:p>
-            <w:pPr>
-              <w:spacing w:before="60" w:line="360" w:lineRule="auto"/>
-              <w:ind w:firstLine="0"/>
-              <w:jc w:val="left"/>
-              <w:rPr>
-                <w:rFonts w:eastAsia="Times New Roman" w:cs="Times New Roman"/>
-                <w:szCs w:val="24"/>
-                <w:lang w:val="en-US" w:eastAsia="en-ID"/>
-              </w:rPr>
-            </w:pPr>
-          </w:p>
-        </w:tc>
-      </w:tr>
-      <w:tr>
-        <w:tc>
-          <w:tcPr>
-            <w:tcW w:w="1129" w:type="dxa"/>
-          </w:tcPr>
-          <w:p>
-            <w:pPr>
-              <w:spacing w:before="60" w:line="360" w:lineRule="auto"/>
-              <w:ind w:firstLine="0"/>
-              <w:jc w:val="left"/>
-              <w:rPr>
-                <w:rFonts w:eastAsia="Times New Roman" w:cs="Times New Roman"/>
-                <w:szCs w:val="24"/>
-                <w:lang w:val="en-US" w:eastAsia="en-ID"/>
-              </w:rPr>
-            </w:pPr>
-            <w:r>
-              <w:rPr>
-                <w:rFonts w:eastAsia="Times New Roman" w:cs="Times New Roman"/>
-                <w:szCs w:val="24"/>
-                <w:lang w:val="en-US" w:eastAsia="en-ID"/>
-              </w:rPr>
-              <w:t>4</w:t>
-            </w:r>
-          </w:p>
-        </w:tc>
-        <w:tc>
-          <w:tcPr>
-            <w:tcW w:w="8499" w:type="dxa"/>
-          </w:tcPr>
-          <w:p>
-            <w:pPr>
-              <w:spacing w:before="60" w:line="360" w:lineRule="auto"/>
-              <w:ind w:firstLine="0"/>
-              <w:jc w:val="left"/>
-              <w:rPr>
-                <w:rFonts w:eastAsia="Times New Roman" w:cs="Times New Roman"/>
-                <w:szCs w:val="24"/>
-                <w:lang w:eastAsia="en-ID"/>
-              </w:rPr>
-            </w:pPr>
+            <w:r>
+              <w:rPr>
+                <w:rFonts w:eastAsia="Times New Roman" w:cs="Times New Roman"/>
+                <w:szCs w:val="24"/>
+                <w:lang w:val="en-US" w:eastAsia="en-ID"/>
+              </w:rPr>
+              <w:drawing>
+                <wp:inline distT="0" distB="0" distL="0" distR="0" wp14:anchorId="2C593A76" wp14:editId="06F54B46">
+                  <wp:extent cx="4178192" cy="2225040"/>
+                  <wp:effectExtent l="0" t="0" r="0" b="3810"/>
+                  <wp:docPr id="1748076772" name="Picture 1"/>
+                  <wp:cNvGraphicFramePr>
+                    <a:graphicFrameLocks xmlns:a="http://schemas.openxmlformats.org/drawingml/2006/main" noChangeAspect="1"/>
+                  </wp:cNvGraphicFramePr>
+                  <a:graphic xmlns:a="http://schemas.openxmlformats.org/drawingml/2006/main">
+                    <a:graphicData uri="http://schemas.openxmlformats.org/drawingml/2006/picture">
+                      <pic:pic xmlns:pic="http://schemas.openxmlformats.org/drawingml/2006/picture">
+                        <pic:nvPicPr>
+                          <pic:cNvPr id="1748076772" name=""/>
+                          <pic:cNvPicPr/>
+                        </pic:nvPicPr>
+                        <pic:blipFill>
+                          <a:blip r:embed="rId23"/>
+                          <a:stretch>
+                            <a:fillRect/>
+                          </a:stretch>
+                        </pic:blipFill>
+                        <pic:spPr>
+                          <a:xfrm>
+                            <a:off x="0" y="0"/>
+                            <a:ext cx="4179291" cy="2225625"/>
+                          </a:xfrm>
+                          <a:prstGeom prst="rect">
+                            <a:avLst/>
+                          </a:prstGeom>
+                        </pic:spPr>
+                      </pic:pic>
+                    </a:graphicData>
+                  </a:graphic>
+                </wp:inline>
+              </w:drawing>
+            </w:r>
           </w:p>
         </w:tc>
       </w:tr>
@@ -3816,6 +3247,196 @@
                 <w:lang w:val="en-US" w:eastAsia="en-ID"/>
               </w:rPr>
             </w:pPr>
+            <w:r>
+              <w:rPr>
+                <w:rFonts w:eastAsia="Times New Roman" w:cs="Times New Roman"/>
+                <w:szCs w:val="24"/>
+                <w:lang w:val="en-US" w:eastAsia="en-ID"/>
+              </w:rPr>
+              <w:t xml:space="preserve">Apa </w:t>
+            </w:r>
+            <w:proofErr w:type="spellStart"/>
+            <w:r>
+              <w:rPr>
+                <w:rFonts w:eastAsia="Times New Roman" w:cs="Times New Roman"/>
+                <w:szCs w:val="24"/>
+                <w:lang w:val="en-US" w:eastAsia="en-ID"/>
+              </w:rPr>
+              <w:t>fungsi</w:t>
+            </w:r>
+            <w:proofErr w:type="spellEnd"/>
+            <w:r>
+              <w:rPr>
+                <w:rFonts w:eastAsia="Times New Roman" w:cs="Times New Roman"/>
+                <w:szCs w:val="24"/>
+                <w:lang w:val="en-US" w:eastAsia="en-ID"/>
+              </w:rPr>
+              <w:t xml:space="preserve"> </w:t>
+            </w:r>
+            <w:proofErr w:type="spellStart"/>
+            <w:r>
+              <w:rPr>
+                <w:rFonts w:eastAsia="Times New Roman" w:cs="Times New Roman"/>
+                <w:szCs w:val="24"/>
+                <w:lang w:val="en-US" w:eastAsia="en-ID"/>
+              </w:rPr>
+              <w:t>utama</w:t>
+            </w:r>
+            <w:proofErr w:type="spellEnd"/>
+            <w:r>
+              <w:rPr>
+                <w:rFonts w:eastAsia="Times New Roman" w:cs="Times New Roman"/>
+                <w:szCs w:val="24"/>
+                <w:lang w:val="en-US" w:eastAsia="en-ID"/>
+              </w:rPr>
+              <w:t xml:space="preserve"> _document.js?</w:t>
+            </w:r>
+          </w:p>
+          <w:p>
+            <w:pPr>
+              <w:spacing w:before="60" w:line="360" w:lineRule="auto"/>
+              <w:ind w:firstLine="0"/>
+              <w:jc w:val="left"/>
+              <w:rPr>
+                <w:rFonts w:eastAsia="Times New Roman" w:cs="Times New Roman"/>
+                <w:szCs w:val="24"/>
+                <w:lang w:val="en-US" w:eastAsia="en-ID"/>
+              </w:rPr>
+            </w:pPr>
+            <w:proofErr w:type="spellStart"/>
+            <w:r>
+              <w:rPr>
+                <w:rFonts w:eastAsia="Times New Roman" w:cs="Times New Roman"/>
+                <w:szCs w:val="24"/>
+                <w:lang w:val="en-US" w:eastAsia="en-ID"/>
+              </w:rPr>
+              <w:t>F</w:t>
+            </w:r>
+            <w:r>
+              <w:rPr>
+                <w:rFonts w:eastAsia="Times New Roman" w:cs="Times New Roman"/>
+                <w:szCs w:val="24"/>
+                <w:lang w:val="en-US" w:eastAsia="en-ID"/>
+              </w:rPr>
+              <w:t>ungsi</w:t>
+            </w:r>
+            <w:proofErr w:type="spellEnd"/>
+            <w:r>
+              <w:rPr>
+                <w:rFonts w:eastAsia="Times New Roman" w:cs="Times New Roman"/>
+                <w:szCs w:val="24"/>
+                <w:lang w:val="en-US" w:eastAsia="en-ID"/>
+              </w:rPr>
+              <w:t xml:space="preserve"> </w:t>
+            </w:r>
+            <w:proofErr w:type="spellStart"/>
+            <w:r>
+              <w:rPr>
+                <w:rFonts w:eastAsia="Times New Roman" w:cs="Times New Roman"/>
+                <w:szCs w:val="24"/>
+                <w:lang w:val="en-US" w:eastAsia="en-ID"/>
+              </w:rPr>
+              <w:t>utama</w:t>
+            </w:r>
+            <w:proofErr w:type="spellEnd"/>
+            <w:r>
+              <w:rPr>
+                <w:rFonts w:eastAsia="Times New Roman" w:cs="Times New Roman"/>
+                <w:szCs w:val="24"/>
+                <w:lang w:val="en-US" w:eastAsia="en-ID"/>
+              </w:rPr>
+              <w:t xml:space="preserve"> </w:t>
+            </w:r>
+            <w:proofErr w:type="spellStart"/>
+            <w:r>
+              <w:rPr>
+                <w:rFonts w:eastAsia="Times New Roman" w:cs="Times New Roman"/>
+                <w:szCs w:val="24"/>
+                <w:lang w:val="en-US" w:eastAsia="en-ID"/>
+              </w:rPr>
+              <w:t>adalah</w:t>
+            </w:r>
+            <w:proofErr w:type="spellEnd"/>
+            <w:r>
+              <w:rPr>
+                <w:rFonts w:eastAsia="Times New Roman" w:cs="Times New Roman"/>
+                <w:szCs w:val="24"/>
+                <w:lang w:val="en-US" w:eastAsia="en-ID"/>
+              </w:rPr>
+              <w:t xml:space="preserve"> untuk </w:t>
+            </w:r>
+            <w:proofErr w:type="spellStart"/>
+            <w:r>
+              <w:rPr>
+                <w:rFonts w:eastAsia="Times New Roman" w:cs="Times New Roman"/>
+                <w:szCs w:val="24"/>
+                <w:lang w:val="en-US" w:eastAsia="en-ID"/>
+              </w:rPr>
+              <w:t>mengatur</w:t>
+            </w:r>
+            <w:proofErr w:type="spellEnd"/>
+            <w:r>
+              <w:rPr>
+                <w:rFonts w:eastAsia="Times New Roman" w:cs="Times New Roman"/>
+                <w:szCs w:val="24"/>
+                <w:lang w:val="en-US" w:eastAsia="en-ID"/>
+              </w:rPr>
+              <w:t xml:space="preserve"> </w:t>
+            </w:r>
+            <w:proofErr w:type="spellStart"/>
+            <w:r>
+              <w:rPr>
+                <w:rFonts w:eastAsia="Times New Roman" w:cs="Times New Roman"/>
+                <w:szCs w:val="24"/>
+                <w:lang w:val="en-US" w:eastAsia="en-ID"/>
+              </w:rPr>
+              <w:t>struktur</w:t>
+            </w:r>
+            <w:proofErr w:type="spellEnd"/>
+            <w:r>
+              <w:rPr>
+                <w:rFonts w:eastAsia="Times New Roman" w:cs="Times New Roman"/>
+                <w:szCs w:val="24"/>
+                <w:lang w:val="en-US" w:eastAsia="en-ID"/>
+              </w:rPr>
+              <w:t xml:space="preserve"> HTML global yang </w:t>
+            </w:r>
+            <w:proofErr w:type="spellStart"/>
+            <w:r>
+              <w:rPr>
+                <w:rFonts w:eastAsia="Times New Roman" w:cs="Times New Roman"/>
+                <w:szCs w:val="24"/>
+                <w:lang w:val="en-US" w:eastAsia="en-ID"/>
+              </w:rPr>
+              <w:t>dikirim</w:t>
+            </w:r>
+            <w:proofErr w:type="spellEnd"/>
+            <w:r>
+              <w:rPr>
+                <w:rFonts w:eastAsia="Times New Roman" w:cs="Times New Roman"/>
+                <w:szCs w:val="24"/>
+                <w:lang w:val="en-US" w:eastAsia="en-ID"/>
+              </w:rPr>
+              <w:t xml:space="preserve"> </w:t>
+            </w:r>
+            <w:proofErr w:type="spellStart"/>
+            <w:r>
+              <w:rPr>
+                <w:rFonts w:eastAsia="Times New Roman" w:cs="Times New Roman"/>
+                <w:szCs w:val="24"/>
+                <w:lang w:val="en-US" w:eastAsia="en-ID"/>
+              </w:rPr>
+              <w:t>dari</w:t>
+            </w:r>
+            <w:proofErr w:type="spellEnd"/>
+            <w:r>
+              <w:rPr>
+                <w:rFonts w:eastAsia="Times New Roman" w:cs="Times New Roman"/>
+                <w:szCs w:val="24"/>
+                <w:lang w:val="en-US" w:eastAsia="en-ID"/>
+              </w:rPr>
+              <w:t xml:space="preserve"> server.</w:t>
+            </w:r>
           </w:p>
         </w:tc>
       </w:tr>
@@ -3860,6 +3481,34 @@
                 <w:lang w:eastAsia="en-ID"/>
               </w:rPr>
             </w:pPr>
+            <w:r>
+              <w:rPr>
+                <w:rFonts w:eastAsia="Times New Roman" w:cs="Times New Roman"/>
+                <w:szCs w:val="24"/>
+                <w:lang w:eastAsia="en-ID"/>
+              </w:rPr>
+              <w:t>Mengapa &lt;title&gt; tidak disarankan di _document.js?</w:t>
+            </w:r>
+          </w:p>
+          <w:p>
+            <w:pPr>
+              <w:spacing w:before="60" w:line="360" w:lineRule="auto"/>
+              <w:ind w:firstLine="0"/>
+              <w:jc w:val="left"/>
+              <w:rPr>
+                <w:rFonts w:eastAsia="Times New Roman" w:cs="Times New Roman"/>
+                <w:szCs w:val="24"/>
+                <w:lang w:eastAsia="en-ID"/>
+              </w:rPr>
+            </w:pPr>
+            <w:r>
+              <w:rPr>
+                <w:rFonts w:eastAsia="Times New Roman" w:cs="Times New Roman"/>
+                <w:szCs w:val="24"/>
+                <w:lang w:eastAsia="en-ID"/>
+              </w:rPr>
+              <w:t>Tag &lt;title&gt; (dan meta tag lainnya) bersifat dinamis. Jika diletakkan di _document.js, judul tersebut akan menjadi statis untuk seluruh website.</w:t>
+            </w:r>
           </w:p>
         </w:tc>
       </w:tr>
@@ -3905,6 +3554,250 @@
                 <w:lang w:val="en-US" w:eastAsia="en-ID"/>
               </w:rPr>
             </w:pPr>
+            <w:r>
+              <w:rPr>
+                <w:rFonts w:eastAsia="Times New Roman" w:cs="Times New Roman"/>
+                <w:szCs w:val="24"/>
+                <w:lang w:val="en-US" w:eastAsia="en-ID"/>
+              </w:rPr>
+              <w:t xml:space="preserve">Apa </w:t>
+            </w:r>
+            <w:proofErr w:type="spellStart"/>
+            <w:r>
+              <w:rPr>
+                <w:rFonts w:eastAsia="Times New Roman" w:cs="Times New Roman"/>
+                <w:szCs w:val="24"/>
+                <w:lang w:val="en-US" w:eastAsia="en-ID"/>
+              </w:rPr>
+              <w:t>perbedaan</w:t>
+            </w:r>
+            <w:proofErr w:type="spellEnd"/>
+            <w:r>
+              <w:rPr>
+                <w:rFonts w:eastAsia="Times New Roman" w:cs="Times New Roman"/>
+                <w:szCs w:val="24"/>
+                <w:lang w:val="en-US" w:eastAsia="en-ID"/>
+              </w:rPr>
+              <w:t xml:space="preserve"> </w:t>
+            </w:r>
+            <w:proofErr w:type="spellStart"/>
+            <w:r>
+              <w:rPr>
+                <w:rFonts w:eastAsia="Times New Roman" w:cs="Times New Roman"/>
+                <w:szCs w:val="24"/>
+                <w:lang w:val="en-US" w:eastAsia="en-ID"/>
+              </w:rPr>
+              <w:t>halaman</w:t>
+            </w:r>
+            <w:proofErr w:type="spellEnd"/>
+            <w:r>
+              <w:rPr>
+                <w:rFonts w:eastAsia="Times New Roman" w:cs="Times New Roman"/>
+                <w:szCs w:val="24"/>
+                <w:lang w:val="en-US" w:eastAsia="en-ID"/>
+              </w:rPr>
+              <w:t xml:space="preserve"> </w:t>
+            </w:r>
+            <w:proofErr w:type="spellStart"/>
+            <w:r>
+              <w:rPr>
+                <w:rFonts w:eastAsia="Times New Roman" w:cs="Times New Roman"/>
+                <w:szCs w:val="24"/>
+                <w:lang w:val="en-US" w:eastAsia="en-ID"/>
+              </w:rPr>
+              <w:t>biasa</w:t>
+            </w:r>
+            <w:proofErr w:type="spellEnd"/>
+            <w:r>
+              <w:rPr>
+                <w:rFonts w:eastAsia="Times New Roman" w:cs="Times New Roman"/>
+                <w:szCs w:val="24"/>
+                <w:lang w:val="en-US" w:eastAsia="en-ID"/>
+              </w:rPr>
+              <w:t xml:space="preserve"> dan </w:t>
+            </w:r>
+            <w:proofErr w:type="spellStart"/>
+            <w:r>
+              <w:rPr>
+                <w:rFonts w:eastAsia="Times New Roman" w:cs="Times New Roman"/>
+                <w:szCs w:val="24"/>
+                <w:lang w:val="en-US" w:eastAsia="en-ID"/>
+              </w:rPr>
+              <w:t>halaman</w:t>
+            </w:r>
+            <w:proofErr w:type="spellEnd"/>
+            <w:r>
+              <w:rPr>
+                <w:rFonts w:eastAsia="Times New Roman" w:cs="Times New Roman"/>
+                <w:szCs w:val="24"/>
+                <w:lang w:val="en-US" w:eastAsia="en-ID"/>
+              </w:rPr>
+              <w:t xml:space="preserve"> 404.js?</w:t>
+            </w:r>
+          </w:p>
+          <w:p>
+            <w:pPr>
+              <w:spacing w:before="60" w:line="360" w:lineRule="auto"/>
+              <w:ind w:firstLine="0"/>
+              <w:jc w:val="left"/>
+              <w:rPr>
+                <w:rFonts w:eastAsia="Times New Roman" w:cs="Times New Roman"/>
+                <w:szCs w:val="24"/>
+                <w:lang w:val="en-US" w:eastAsia="en-ID"/>
+              </w:rPr>
+            </w:pPr>
+            <w:r>
+              <w:rPr>
+                <w:rFonts w:eastAsia="Times New Roman" w:cs="Times New Roman"/>
+                <w:szCs w:val="24"/>
+                <w:lang w:val="en-US" w:eastAsia="en-ID"/>
+              </w:rPr>
+              <w:t xml:space="preserve">Jika </w:t>
+            </w:r>
+            <w:proofErr w:type="spellStart"/>
+            <w:r>
+              <w:rPr>
+                <w:rFonts w:eastAsia="Times New Roman" w:cs="Times New Roman"/>
+                <w:szCs w:val="24"/>
+                <w:lang w:val="en-US" w:eastAsia="en-ID"/>
+              </w:rPr>
+              <w:t>halaman</w:t>
+            </w:r>
+            <w:proofErr w:type="spellEnd"/>
+            <w:r>
+              <w:rPr>
+                <w:rFonts w:eastAsia="Times New Roman" w:cs="Times New Roman"/>
+                <w:szCs w:val="24"/>
+                <w:lang w:val="en-US" w:eastAsia="en-ID"/>
+              </w:rPr>
+              <w:t xml:space="preserve"> </w:t>
+            </w:r>
+            <w:proofErr w:type="spellStart"/>
+            <w:r>
+              <w:rPr>
+                <w:rFonts w:eastAsia="Times New Roman" w:cs="Times New Roman"/>
+                <w:szCs w:val="24"/>
+                <w:lang w:val="en-US" w:eastAsia="en-ID"/>
+              </w:rPr>
+              <w:t>biasa</w:t>
+            </w:r>
+            <w:proofErr w:type="spellEnd"/>
+            <w:r>
+              <w:rPr>
+                <w:rFonts w:eastAsia="Times New Roman" w:cs="Times New Roman"/>
+                <w:szCs w:val="24"/>
+                <w:lang w:val="en-US" w:eastAsia="en-ID"/>
+              </w:rPr>
+              <w:t xml:space="preserve"> di </w:t>
+            </w:r>
+            <w:proofErr w:type="spellStart"/>
+            <w:r>
+              <w:rPr>
+                <w:rFonts w:eastAsia="Times New Roman" w:cs="Times New Roman"/>
+                <w:szCs w:val="24"/>
+                <w:lang w:val="en-US" w:eastAsia="en-ID"/>
+              </w:rPr>
+              <w:t>akses</w:t>
+            </w:r>
+            <w:proofErr w:type="spellEnd"/>
+            <w:r>
+              <w:rPr>
+                <w:rFonts w:eastAsia="Times New Roman" w:cs="Times New Roman"/>
+                <w:szCs w:val="24"/>
+                <w:lang w:val="en-US" w:eastAsia="en-ID"/>
+              </w:rPr>
+              <w:t xml:space="preserve"> </w:t>
+            </w:r>
+            <w:proofErr w:type="spellStart"/>
+            <w:r>
+              <w:rPr>
+                <w:rFonts w:eastAsia="Times New Roman" w:cs="Times New Roman"/>
+                <w:szCs w:val="24"/>
+                <w:lang w:val="en-US" w:eastAsia="en-ID"/>
+              </w:rPr>
+              <w:t>dengan</w:t>
+            </w:r>
+            <w:proofErr w:type="spellEnd"/>
+            <w:r>
+              <w:rPr>
+                <w:rFonts w:eastAsia="Times New Roman" w:cs="Times New Roman"/>
+                <w:szCs w:val="24"/>
+                <w:lang w:val="en-US" w:eastAsia="en-ID"/>
+              </w:rPr>
+              <w:t xml:space="preserve"> </w:t>
+            </w:r>
+            <w:proofErr w:type="spellStart"/>
+            <w:r>
+              <w:rPr>
+                <w:rFonts w:eastAsia="Times New Roman" w:cs="Times New Roman"/>
+                <w:szCs w:val="24"/>
+                <w:lang w:val="en-US" w:eastAsia="en-ID"/>
+              </w:rPr>
+              <w:t>url</w:t>
+            </w:r>
+            <w:proofErr w:type="spellEnd"/>
+            <w:r>
+              <w:rPr>
+                <w:rFonts w:eastAsia="Times New Roman" w:cs="Times New Roman"/>
+                <w:szCs w:val="24"/>
+                <w:lang w:val="en-US" w:eastAsia="en-ID"/>
+              </w:rPr>
+              <w:t xml:space="preserve"> yang valid , </w:t>
+            </w:r>
+            <w:proofErr w:type="spellStart"/>
+            <w:r>
+              <w:rPr>
+                <w:rFonts w:eastAsia="Times New Roman" w:cs="Times New Roman"/>
+                <w:szCs w:val="24"/>
+                <w:lang w:val="en-US" w:eastAsia="en-ID"/>
+              </w:rPr>
+              <w:t>tetapi</w:t>
+            </w:r>
+            <w:proofErr w:type="spellEnd"/>
+            <w:r>
+              <w:rPr>
+                <w:rFonts w:eastAsia="Times New Roman" w:cs="Times New Roman"/>
+                <w:szCs w:val="24"/>
+                <w:lang w:val="en-US" w:eastAsia="en-ID"/>
+              </w:rPr>
+              <w:t xml:space="preserve"> 404 </w:t>
+            </w:r>
+            <w:proofErr w:type="spellStart"/>
+            <w:r>
+              <w:rPr>
+                <w:rFonts w:eastAsia="Times New Roman" w:cs="Times New Roman"/>
+                <w:szCs w:val="24"/>
+                <w:lang w:val="en-US" w:eastAsia="en-ID"/>
+              </w:rPr>
+              <w:t>muncul</w:t>
+            </w:r>
+            <w:proofErr w:type="spellEnd"/>
+            <w:r>
+              <w:rPr>
+                <w:rFonts w:eastAsia="Times New Roman" w:cs="Times New Roman"/>
+                <w:szCs w:val="24"/>
+                <w:lang w:val="en-US" w:eastAsia="en-ID"/>
+              </w:rPr>
+              <w:t xml:space="preserve"> Ketika user </w:t>
+            </w:r>
+            <w:proofErr w:type="spellStart"/>
+            <w:r>
+              <w:rPr>
+                <w:rFonts w:eastAsia="Times New Roman" w:cs="Times New Roman"/>
+                <w:szCs w:val="24"/>
+                <w:lang w:val="en-US" w:eastAsia="en-ID"/>
+              </w:rPr>
+              <w:t>mengakses</w:t>
+            </w:r>
+            <w:proofErr w:type="spellEnd"/>
+            <w:r>
+              <w:rPr>
+                <w:rFonts w:eastAsia="Times New Roman" w:cs="Times New Roman"/>
+                <w:szCs w:val="24"/>
+                <w:lang w:val="en-US" w:eastAsia="en-ID"/>
+              </w:rPr>
+              <w:t xml:space="preserve"> link yang tidak valid / rusak </w:t>
+            </w:r>
           </w:p>
         </w:tc>
       </w:tr>
@@ -3949,6 +3842,34 @@
                 <w:lang w:eastAsia="en-ID"/>
               </w:rPr>
             </w:pPr>
+            <w:r>
+              <w:rPr>
+                <w:rFonts w:eastAsia="Times New Roman" w:cs="Times New Roman"/>
+                <w:szCs w:val="24"/>
+                <w:lang w:eastAsia="en-ID"/>
+              </w:rPr>
+              <w:t>Mengapa folder public tidak perlu di-import?</w:t>
+            </w:r>
+          </w:p>
+          <w:p>
+            <w:pPr>
+              <w:spacing w:before="60" w:line="360" w:lineRule="auto"/>
+              <w:ind w:firstLine="0"/>
+              <w:jc w:val="left"/>
+              <w:rPr>
+                <w:rFonts w:eastAsia="Times New Roman" w:cs="Times New Roman"/>
+                <w:szCs w:val="24"/>
+                <w:lang w:eastAsia="en-ID"/>
+              </w:rPr>
+            </w:pPr>
+            <w:r>
+              <w:rPr>
+                <w:rFonts w:eastAsia="Times New Roman" w:cs="Times New Roman"/>
+                <w:szCs w:val="24"/>
+                <w:lang w:eastAsia="en-ID"/>
+              </w:rPr>
+              <w:t>Karena Next.js sudah menganggap folder public sebagai root (akar) dari aset statis.</w:t>
+            </w:r>
           </w:p>
         </w:tc>
       </w:tr>
@@ -3969,903 +3890,9 @@
         </w:rPr>
       </w:pPr>
     </w:p>
-    <w:p>
-      <w:pPr>
-        <w:spacing w:before="60" w:line="360" w:lineRule="auto"/>
-        <w:ind w:firstLine="0"/>
-        <w:jc w:val="left"/>
-        <w:rPr>
-          <w:rFonts w:eastAsia="Times New Roman" w:cs="Times New Roman"/>
-          <w:b/>
-          <w:bCs/>
-          <w:kern w:val="0"/>
-          <w:szCs w:val="24"/>
-          <w:lang w:eastAsia="en-ID"/>
-          <w14:ligatures w14:val="none"/>
-        </w:rPr>
-      </w:pPr>
-      <w:proofErr w:type="spellStart"/>
-      <w:r>
-        <w:rPr>
-          <w:rFonts w:eastAsia="Times New Roman" w:cs="Times New Roman"/>
-          <w:b/>
-          <w:bCs/>
-          <w:kern w:val="0"/>
-          <w:szCs w:val="24"/>
-          <w:lang w:eastAsia="en-ID"/>
-          <w14:ligatures w14:val="none"/>
-        </w:rPr>
-        <w:t>Praktikum</w:t>
-      </w:r>
-      <w:proofErr w:type="spellEnd"/>
-      <w:r>
-        <w:rPr>
-          <w:rFonts w:eastAsia="Times New Roman" w:cs="Times New Roman"/>
-          <w:b/>
-          <w:bCs/>
-          <w:kern w:val="0"/>
-          <w:szCs w:val="24"/>
-          <w:lang w:eastAsia="en-ID"/>
-          <w14:ligatures w14:val="none"/>
-        </w:rPr>
-        <w:t xml:space="preserve"> Ke-3</w:t>
-      </w:r>
-    </w:p>
-    <w:tbl>
-      <w:tblPr>
-        <w:tblStyle w:val="TableGrid"/>
-        <w:tblW w:w="5000" w:type="pct"/>
-        <w:tblLayout w:type="fixed"/>
-        <w:tblLook w:val="04A0" w:firstRow="1" w:lastRow="0" w:firstColumn="1" w:lastColumn="0" w:noHBand="0" w:noVBand="1"/>
-      </w:tblPr>
-      <w:tblGrid>
-        <w:gridCol w:w="1129"/>
-        <w:gridCol w:w="8499"/>
-      </w:tblGrid>
-      <w:tr>
-        <w:tc>
-          <w:tcPr>
-            <w:tcW w:w="1129" w:type="dxa"/>
-          </w:tcPr>
-          <w:p>
-            <w:pPr>
-              <w:spacing w:before="60" w:line="360" w:lineRule="auto"/>
-              <w:ind w:firstLine="0"/>
-              <w:jc w:val="left"/>
-              <w:rPr>
-                <w:rFonts w:eastAsia="Times New Roman" w:cs="Times New Roman"/>
-                <w:szCs w:val="24"/>
-                <w:lang w:eastAsia="en-ID"/>
-              </w:rPr>
-            </w:pPr>
-            <w:r>
-              <w:rPr>
-                <w:rFonts w:eastAsia="Times New Roman" w:cs="Times New Roman"/>
-                <w:szCs w:val="24"/>
-                <w:lang w:eastAsia="en-ID"/>
-              </w:rPr>
-              <w:t>Langkah</w:t>
-            </w:r>
-          </w:p>
-        </w:tc>
-        <w:tc>
-          <w:tcPr>
-            <w:tcW w:w="8499" w:type="dxa"/>
-          </w:tcPr>
-          <w:p>
-            <w:pPr>
-              <w:spacing w:before="60" w:line="360" w:lineRule="auto"/>
-              <w:ind w:firstLine="0"/>
-              <w:jc w:val="left"/>
-              <w:rPr>
-                <w:rFonts w:eastAsia="Times New Roman" w:cs="Times New Roman"/>
-                <w:szCs w:val="24"/>
-                <w:lang w:eastAsia="en-ID"/>
-              </w:rPr>
-            </w:pPr>
-            <w:r>
-              <w:rPr>
-                <w:rFonts w:eastAsia="Times New Roman" w:cs="Times New Roman"/>
-                <w:szCs w:val="24"/>
-                <w:lang w:eastAsia="en-ID"/>
-              </w:rPr>
-              <w:t>Jawaban/Deskripsi</w:t>
-            </w:r>
-          </w:p>
-        </w:tc>
-      </w:tr>
-      <w:tr>
-        <w:tc>
-          <w:tcPr>
-            <w:tcW w:w="1129" w:type="dxa"/>
-          </w:tcPr>
-          <w:p>
-            <w:pPr>
-              <w:spacing w:before="60" w:line="360" w:lineRule="auto"/>
-              <w:ind w:firstLine="0"/>
-              <w:jc w:val="left"/>
-              <w:rPr>
-                <w:rFonts w:eastAsia="Times New Roman" w:cs="Times New Roman"/>
-                <w:szCs w:val="24"/>
-                <w:lang w:val="en-US" w:eastAsia="en-ID"/>
-              </w:rPr>
-            </w:pPr>
-            <w:r>
-              <w:rPr>
-                <w:rFonts w:eastAsia="Times New Roman" w:cs="Times New Roman"/>
-                <w:szCs w:val="24"/>
-                <w:lang w:val="en-US" w:eastAsia="en-ID"/>
-              </w:rPr>
-              <w:t>1</w:t>
-            </w:r>
-          </w:p>
-        </w:tc>
-        <w:tc>
-          <w:tcPr>
-            <w:tcW w:w="8499" w:type="dxa"/>
-          </w:tcPr>
-          <w:p>
-            <w:pPr>
-              <w:spacing w:before="60" w:line="360" w:lineRule="auto"/>
-              <w:ind w:firstLine="0"/>
-              <w:jc w:val="left"/>
-              <w:rPr>
-                <w:rFonts w:eastAsia="Times New Roman" w:cs="Times New Roman"/>
-                <w:szCs w:val="24"/>
-                <w:lang w:val="en-US" w:eastAsia="en-ID"/>
-              </w:rPr>
-            </w:pPr>
-          </w:p>
-        </w:tc>
-      </w:tr>
-      <w:tr>
-        <w:tc>
-          <w:tcPr>
-            <w:tcW w:w="1129" w:type="dxa"/>
-          </w:tcPr>
-          <w:p>
-            <w:pPr>
-              <w:spacing w:before="60" w:line="360" w:lineRule="auto"/>
-              <w:ind w:firstLine="0"/>
-              <w:jc w:val="left"/>
-              <w:rPr>
-                <w:rFonts w:eastAsia="Times New Roman" w:cs="Times New Roman"/>
-                <w:szCs w:val="24"/>
-                <w:lang w:val="en-US" w:eastAsia="en-ID"/>
-              </w:rPr>
-            </w:pPr>
-            <w:r>
-              <w:rPr>
-                <w:rFonts w:eastAsia="Times New Roman" w:cs="Times New Roman"/>
-                <w:szCs w:val="24"/>
-                <w:lang w:val="en-US" w:eastAsia="en-ID"/>
-              </w:rPr>
-              <w:t>2</w:t>
-            </w:r>
-          </w:p>
-        </w:tc>
-        <w:tc>
-          <w:tcPr>
-            <w:tcW w:w="8499" w:type="dxa"/>
-          </w:tcPr>
-          <w:p>
-            <w:pPr>
-              <w:spacing w:before="60" w:line="360" w:lineRule="auto"/>
-              <w:ind w:firstLine="0"/>
-              <w:jc w:val="left"/>
-              <w:rPr>
-                <w:rFonts w:eastAsia="Times New Roman" w:cs="Times New Roman"/>
-                <w:szCs w:val="24"/>
-                <w:lang w:eastAsia="en-ID"/>
-              </w:rPr>
-            </w:pPr>
-          </w:p>
-        </w:tc>
-      </w:tr>
-      <w:tr>
-        <w:tc>
-          <w:tcPr>
-            <w:tcW w:w="1129" w:type="dxa"/>
-          </w:tcPr>
-          <w:p>
-            <w:pPr>
-              <w:spacing w:before="60" w:line="360" w:lineRule="auto"/>
-              <w:ind w:firstLine="0"/>
-              <w:jc w:val="left"/>
-              <w:rPr>
-                <w:rFonts w:eastAsia="Times New Roman" w:cs="Times New Roman"/>
-                <w:szCs w:val="24"/>
-                <w:lang w:val="en-US" w:eastAsia="en-ID"/>
-              </w:rPr>
-            </w:pPr>
-            <w:r>
-              <w:rPr>
-                <w:rFonts w:eastAsia="Times New Roman" w:cs="Times New Roman"/>
-                <w:szCs w:val="24"/>
-                <w:lang w:val="en-US" w:eastAsia="en-ID"/>
-              </w:rPr>
-              <w:t>3</w:t>
-            </w:r>
-          </w:p>
-        </w:tc>
-        <w:tc>
-          <w:tcPr>
-            <w:tcW w:w="8499" w:type="dxa"/>
-          </w:tcPr>
-          <w:p>
-            <w:pPr>
-              <w:spacing w:before="60" w:line="360" w:lineRule="auto"/>
-              <w:ind w:firstLine="0"/>
-              <w:jc w:val="left"/>
-              <w:rPr>
-                <w:rFonts w:eastAsia="Times New Roman" w:cs="Times New Roman"/>
-                <w:szCs w:val="24"/>
-                <w:lang w:val="en-US" w:eastAsia="en-ID"/>
-              </w:rPr>
-            </w:pPr>
-          </w:p>
-        </w:tc>
-      </w:tr>
-      <w:tr>
-        <w:tc>
-          <w:tcPr>
-            <w:tcW w:w="1129" w:type="dxa"/>
-          </w:tcPr>
-          <w:p>
-            <w:pPr>
-              <w:spacing w:before="60" w:line="360" w:lineRule="auto"/>
-              <w:ind w:firstLine="0"/>
-              <w:jc w:val="left"/>
-              <w:rPr>
-                <w:rFonts w:eastAsia="Times New Roman" w:cs="Times New Roman"/>
-                <w:szCs w:val="24"/>
-                <w:lang w:val="en-US" w:eastAsia="en-ID"/>
-              </w:rPr>
-            </w:pPr>
-            <w:r>
-              <w:rPr>
-                <w:rFonts w:eastAsia="Times New Roman" w:cs="Times New Roman"/>
-                <w:szCs w:val="24"/>
-                <w:lang w:val="en-US" w:eastAsia="en-ID"/>
-              </w:rPr>
-              <w:t>4</w:t>
-            </w:r>
-          </w:p>
-        </w:tc>
-        <w:tc>
-          <w:tcPr>
-            <w:tcW w:w="8499" w:type="dxa"/>
-          </w:tcPr>
-          <w:p>
-            <w:pPr>
-              <w:spacing w:before="60" w:line="360" w:lineRule="auto"/>
-              <w:ind w:firstLine="0"/>
-              <w:jc w:val="left"/>
-              <w:rPr>
-                <w:rFonts w:eastAsia="Times New Roman" w:cs="Times New Roman"/>
-                <w:szCs w:val="24"/>
-                <w:lang w:eastAsia="en-ID"/>
-              </w:rPr>
-            </w:pPr>
-          </w:p>
-        </w:tc>
-      </w:tr>
-    </w:tbl>
-    <w:p>
-      <w:pPr>
-        <w:spacing w:before="60" w:line="360" w:lineRule="auto"/>
-        <w:ind w:firstLine="0"/>
-        <w:jc w:val="left"/>
-        <w:rPr>
-          <w:rFonts w:eastAsia="Times New Roman" w:cs="Times New Roman"/>
-          <w:b/>
-          <w:bCs/>
-          <w:kern w:val="0"/>
-          <w:szCs w:val="24"/>
-          <w:lang w:eastAsia="en-ID"/>
-          <w14:ligatures w14:val="none"/>
-        </w:rPr>
-      </w:pPr>
-    </w:p>
-    <w:p>
-      <w:pPr>
-        <w:spacing w:before="60" w:line="360" w:lineRule="auto"/>
-        <w:ind w:firstLine="0"/>
-        <w:jc w:val="left"/>
-        <w:rPr>
-          <w:rFonts w:eastAsia="Times New Roman" w:cs="Times New Roman"/>
-          <w:b/>
-          <w:bCs/>
-          <w:kern w:val="0"/>
-          <w:szCs w:val="24"/>
-          <w:lang w:eastAsia="en-ID"/>
-          <w14:ligatures w14:val="none"/>
-        </w:rPr>
-      </w:pPr>
-      <w:proofErr w:type="spellStart"/>
-      <w:r>
-        <w:rPr>
-          <w:rFonts w:eastAsia="Times New Roman" w:cs="Times New Roman"/>
-          <w:b/>
-          <w:bCs/>
-          <w:kern w:val="0"/>
-          <w:szCs w:val="24"/>
-          <w:lang w:eastAsia="en-ID"/>
-          <w14:ligatures w14:val="none"/>
-        </w:rPr>
-        <w:t>Praktikum</w:t>
-      </w:r>
-      <w:proofErr w:type="spellEnd"/>
-      <w:r>
-        <w:rPr>
-          <w:rFonts w:eastAsia="Times New Roman" w:cs="Times New Roman"/>
-          <w:b/>
-          <w:bCs/>
-          <w:kern w:val="0"/>
-          <w:szCs w:val="24"/>
-          <w:lang w:eastAsia="en-ID"/>
-          <w14:ligatures w14:val="none"/>
-        </w:rPr>
-        <w:t xml:space="preserve"> Ke-3</w:t>
-      </w:r>
-    </w:p>
-    <w:tbl>
-      <w:tblPr>
-        <w:tblStyle w:val="TableGrid"/>
-        <w:tblW w:w="5000" w:type="pct"/>
-        <w:tblLayout w:type="fixed"/>
-        <w:tblLook w:val="04A0" w:firstRow="1" w:lastRow="0" w:firstColumn="1" w:lastColumn="0" w:noHBand="0" w:noVBand="1"/>
-      </w:tblPr>
-      <w:tblGrid>
-        <w:gridCol w:w="1129"/>
-        <w:gridCol w:w="8499"/>
-      </w:tblGrid>
-      <w:tr>
-        <w:tc>
-          <w:tcPr>
-            <w:tcW w:w="1129" w:type="dxa"/>
-          </w:tcPr>
-          <w:p>
-            <w:pPr>
-              <w:spacing w:before="60" w:line="360" w:lineRule="auto"/>
-              <w:ind w:firstLine="0"/>
-              <w:jc w:val="left"/>
-              <w:rPr>
-                <w:rFonts w:eastAsia="Times New Roman" w:cs="Times New Roman"/>
-                <w:szCs w:val="24"/>
-                <w:lang w:eastAsia="en-ID"/>
-              </w:rPr>
-            </w:pPr>
-            <w:r>
-              <w:rPr>
-                <w:rFonts w:eastAsia="Times New Roman" w:cs="Times New Roman"/>
-                <w:szCs w:val="24"/>
-                <w:lang w:eastAsia="en-ID"/>
-              </w:rPr>
-              <w:t>Langkah</w:t>
-            </w:r>
-          </w:p>
-        </w:tc>
-        <w:tc>
-          <w:tcPr>
-            <w:tcW w:w="8499" w:type="dxa"/>
-          </w:tcPr>
-          <w:p>
-            <w:pPr>
-              <w:spacing w:before="60" w:line="360" w:lineRule="auto"/>
-              <w:ind w:firstLine="0"/>
-              <w:jc w:val="left"/>
-              <w:rPr>
-                <w:rFonts w:eastAsia="Times New Roman" w:cs="Times New Roman"/>
-                <w:szCs w:val="24"/>
-                <w:lang w:eastAsia="en-ID"/>
-              </w:rPr>
-            </w:pPr>
-            <w:r>
-              <w:rPr>
-                <w:rFonts w:eastAsia="Times New Roman" w:cs="Times New Roman"/>
-                <w:szCs w:val="24"/>
-                <w:lang w:eastAsia="en-ID"/>
-              </w:rPr>
-              <w:t>Jawaban/Deskripsi</w:t>
-            </w:r>
-          </w:p>
-        </w:tc>
-      </w:tr>
-      <w:tr>
-        <w:tc>
-          <w:tcPr>
-            <w:tcW w:w="1129" w:type="dxa"/>
-          </w:tcPr>
-          <w:p>
-            <w:pPr>
-              <w:spacing w:before="60" w:line="360" w:lineRule="auto"/>
-              <w:ind w:firstLine="0"/>
-              <w:jc w:val="left"/>
-              <w:rPr>
-                <w:rFonts w:eastAsia="Times New Roman" w:cs="Times New Roman"/>
-                <w:szCs w:val="24"/>
-                <w:lang w:val="en-US" w:eastAsia="en-ID"/>
-              </w:rPr>
-            </w:pPr>
-            <w:r>
-              <w:rPr>
-                <w:rFonts w:eastAsia="Times New Roman" w:cs="Times New Roman"/>
-                <w:szCs w:val="24"/>
-                <w:lang w:val="en-US" w:eastAsia="en-ID"/>
-              </w:rPr>
-              <w:t>1</w:t>
-            </w:r>
-          </w:p>
-        </w:tc>
-        <w:tc>
-          <w:tcPr>
-            <w:tcW w:w="8499" w:type="dxa"/>
-          </w:tcPr>
-          <w:p>
-            <w:pPr>
-              <w:spacing w:before="60" w:line="360" w:lineRule="auto"/>
-              <w:ind w:firstLine="0"/>
-              <w:jc w:val="left"/>
-              <w:rPr>
-                <w:rFonts w:eastAsia="Times New Roman" w:cs="Times New Roman"/>
-                <w:szCs w:val="24"/>
-                <w:lang w:val="en-US" w:eastAsia="en-ID"/>
-              </w:rPr>
-            </w:pPr>
-          </w:p>
-        </w:tc>
-      </w:tr>
-      <w:tr>
-        <w:tc>
-          <w:tcPr>
-            <w:tcW w:w="1129" w:type="dxa"/>
-          </w:tcPr>
-          <w:p>
-            <w:pPr>
-              <w:spacing w:before="60" w:line="360" w:lineRule="auto"/>
-              <w:ind w:firstLine="0"/>
-              <w:jc w:val="left"/>
-              <w:rPr>
-                <w:rFonts w:eastAsia="Times New Roman" w:cs="Times New Roman"/>
-                <w:szCs w:val="24"/>
-                <w:lang w:val="en-US" w:eastAsia="en-ID"/>
-              </w:rPr>
-            </w:pPr>
-            <w:r>
-              <w:rPr>
-                <w:rFonts w:eastAsia="Times New Roman" w:cs="Times New Roman"/>
-                <w:szCs w:val="24"/>
-                <w:lang w:val="en-US" w:eastAsia="en-ID"/>
-              </w:rPr>
-              <w:t>2</w:t>
-            </w:r>
-          </w:p>
-        </w:tc>
-        <w:tc>
-          <w:tcPr>
-            <w:tcW w:w="8499" w:type="dxa"/>
-          </w:tcPr>
-          <w:p>
-            <w:pPr>
-              <w:spacing w:before="60" w:line="360" w:lineRule="auto"/>
-              <w:ind w:firstLine="0"/>
-              <w:jc w:val="left"/>
-              <w:rPr>
-                <w:rFonts w:eastAsia="Times New Roman" w:cs="Times New Roman"/>
-                <w:szCs w:val="24"/>
-                <w:lang w:eastAsia="en-ID"/>
-              </w:rPr>
-            </w:pPr>
-          </w:p>
-        </w:tc>
-      </w:tr>
-      <w:tr>
-        <w:tc>
-          <w:tcPr>
-            <w:tcW w:w="1129" w:type="dxa"/>
-          </w:tcPr>
-          <w:p>
-            <w:pPr>
-              <w:spacing w:before="60" w:line="360" w:lineRule="auto"/>
-              <w:ind w:firstLine="0"/>
-              <w:jc w:val="left"/>
-              <w:rPr>
-                <w:rFonts w:eastAsia="Times New Roman" w:cs="Times New Roman"/>
-                <w:szCs w:val="24"/>
-                <w:lang w:val="en-US" w:eastAsia="en-ID"/>
-              </w:rPr>
-            </w:pPr>
-            <w:r>
-              <w:rPr>
-                <w:rFonts w:eastAsia="Times New Roman" w:cs="Times New Roman"/>
-                <w:szCs w:val="24"/>
-                <w:lang w:val="en-US" w:eastAsia="en-ID"/>
-              </w:rPr>
-              <w:t>3</w:t>
-            </w:r>
-          </w:p>
-        </w:tc>
-        <w:tc>
-          <w:tcPr>
-            <w:tcW w:w="8499" w:type="dxa"/>
-          </w:tcPr>
-          <w:p>
-            <w:pPr>
-              <w:spacing w:before="60" w:line="360" w:lineRule="auto"/>
-              <w:ind w:firstLine="0"/>
-              <w:jc w:val="left"/>
-              <w:rPr>
-                <w:rFonts w:eastAsia="Times New Roman" w:cs="Times New Roman"/>
-                <w:szCs w:val="24"/>
-                <w:lang w:val="en-US" w:eastAsia="en-ID"/>
-              </w:rPr>
-            </w:pPr>
-          </w:p>
-        </w:tc>
-      </w:tr>
-      <w:tr>
-        <w:tc>
-          <w:tcPr>
-            <w:tcW w:w="1129" w:type="dxa"/>
-          </w:tcPr>
-          <w:p>
-            <w:pPr>
-              <w:spacing w:before="60" w:line="360" w:lineRule="auto"/>
-              <w:ind w:firstLine="0"/>
-              <w:jc w:val="left"/>
-              <w:rPr>
-                <w:rFonts w:eastAsia="Times New Roman" w:cs="Times New Roman"/>
-                <w:szCs w:val="24"/>
-                <w:lang w:val="en-US" w:eastAsia="en-ID"/>
-              </w:rPr>
-            </w:pPr>
-            <w:r>
-              <w:rPr>
-                <w:rFonts w:eastAsia="Times New Roman" w:cs="Times New Roman"/>
-                <w:szCs w:val="24"/>
-                <w:lang w:val="en-US" w:eastAsia="en-ID"/>
-              </w:rPr>
-              <w:t>4</w:t>
-            </w:r>
-          </w:p>
-        </w:tc>
-        <w:tc>
-          <w:tcPr>
-            <w:tcW w:w="8499" w:type="dxa"/>
-          </w:tcPr>
-          <w:p>
-            <w:pPr>
-              <w:spacing w:before="60" w:line="360" w:lineRule="auto"/>
-              <w:ind w:firstLine="0"/>
-              <w:jc w:val="left"/>
-              <w:rPr>
-                <w:rFonts w:eastAsia="Times New Roman" w:cs="Times New Roman"/>
-                <w:szCs w:val="24"/>
-                <w:lang w:eastAsia="en-ID"/>
-              </w:rPr>
-            </w:pPr>
-          </w:p>
-        </w:tc>
-      </w:tr>
-    </w:tbl>
-    <w:p>
-      <w:pPr>
-        <w:spacing w:before="60" w:line="360" w:lineRule="auto"/>
-        <w:ind w:firstLine="0"/>
-        <w:jc w:val="left"/>
-        <w:rPr>
-          <w:rFonts w:eastAsia="Times New Roman" w:cs="Times New Roman"/>
-          <w:b/>
-          <w:bCs/>
-          <w:kern w:val="0"/>
-          <w:szCs w:val="24"/>
-          <w:lang w:eastAsia="en-ID"/>
-          <w14:ligatures w14:val="none"/>
-        </w:rPr>
-      </w:pPr>
-    </w:p>
-    <w:p>
-      <w:pPr>
-        <w:spacing w:before="60" w:line="360" w:lineRule="auto"/>
-        <w:ind w:firstLine="0"/>
-        <w:jc w:val="left"/>
-        <w:rPr>
-          <w:rFonts w:eastAsia="Times New Roman" w:cs="Times New Roman"/>
-          <w:b/>
-          <w:bCs/>
-          <w:kern w:val="0"/>
-          <w:szCs w:val="24"/>
-          <w:lang w:eastAsia="en-ID"/>
-          <w14:ligatures w14:val="none"/>
-        </w:rPr>
-      </w:pPr>
-      <w:proofErr w:type="spellStart"/>
-      <w:r>
-        <w:rPr>
-          <w:rFonts w:eastAsia="Times New Roman" w:cs="Times New Roman"/>
-          <w:b/>
-          <w:bCs/>
-          <w:kern w:val="0"/>
-          <w:szCs w:val="24"/>
-          <w:lang w:eastAsia="en-ID"/>
-          <w14:ligatures w14:val="none"/>
-        </w:rPr>
-        <w:t>Praktikum</w:t>
-      </w:r>
-      <w:proofErr w:type="spellEnd"/>
-      <w:r>
-        <w:rPr>
-          <w:rFonts w:eastAsia="Times New Roman" w:cs="Times New Roman"/>
-          <w:b/>
-          <w:bCs/>
-          <w:kern w:val="0"/>
-          <w:szCs w:val="24"/>
-          <w:lang w:eastAsia="en-ID"/>
-          <w14:ligatures w14:val="none"/>
-        </w:rPr>
-        <w:t xml:space="preserve"> Ke-3</w:t>
-      </w:r>
-    </w:p>
-    <w:tbl>
-      <w:tblPr>
-        <w:tblStyle w:val="TableGrid"/>
-        <w:tblW w:w="5000" w:type="pct"/>
-        <w:tblLayout w:type="fixed"/>
-        <w:tblLook w:val="04A0" w:firstRow="1" w:lastRow="0" w:firstColumn="1" w:lastColumn="0" w:noHBand="0" w:noVBand="1"/>
-      </w:tblPr>
-      <w:tblGrid>
-        <w:gridCol w:w="1129"/>
-        <w:gridCol w:w="8499"/>
-      </w:tblGrid>
-      <w:tr>
-        <w:tc>
-          <w:tcPr>
-            <w:tcW w:w="1129" w:type="dxa"/>
-          </w:tcPr>
-          <w:p>
-            <w:pPr>
-              <w:spacing w:before="60" w:line="360" w:lineRule="auto"/>
-              <w:ind w:firstLine="0"/>
-              <w:jc w:val="left"/>
-              <w:rPr>
-                <w:rFonts w:eastAsia="Times New Roman" w:cs="Times New Roman"/>
-                <w:szCs w:val="24"/>
-                <w:lang w:eastAsia="en-ID"/>
-              </w:rPr>
-            </w:pPr>
-            <w:r>
-              <w:rPr>
-                <w:rFonts w:eastAsia="Times New Roman" w:cs="Times New Roman"/>
-                <w:szCs w:val="24"/>
-                <w:lang w:eastAsia="en-ID"/>
-              </w:rPr>
-              <w:t>Langkah</w:t>
-            </w:r>
-          </w:p>
-        </w:tc>
-        <w:tc>
-          <w:tcPr>
-            <w:tcW w:w="8499" w:type="dxa"/>
-          </w:tcPr>
-          <w:p>
-            <w:pPr>
-              <w:spacing w:before="60" w:line="360" w:lineRule="auto"/>
-              <w:ind w:firstLine="0"/>
-              <w:jc w:val="left"/>
-              <w:rPr>
-                <w:rFonts w:eastAsia="Times New Roman" w:cs="Times New Roman"/>
-                <w:szCs w:val="24"/>
-                <w:lang w:eastAsia="en-ID"/>
-              </w:rPr>
-            </w:pPr>
-            <w:r>
-              <w:rPr>
-                <w:rFonts w:eastAsia="Times New Roman" w:cs="Times New Roman"/>
-                <w:szCs w:val="24"/>
-                <w:lang w:eastAsia="en-ID"/>
-              </w:rPr>
-              <w:t>Jawaban/Deskripsi</w:t>
-            </w:r>
-          </w:p>
-        </w:tc>
-      </w:tr>
-      <w:tr>
-        <w:tc>
-          <w:tcPr>
-            <w:tcW w:w="1129" w:type="dxa"/>
-          </w:tcPr>
-          <w:p>
-            <w:pPr>
-              <w:spacing w:before="60" w:line="360" w:lineRule="auto"/>
-              <w:ind w:firstLine="0"/>
-              <w:jc w:val="left"/>
-              <w:rPr>
-                <w:rFonts w:eastAsia="Times New Roman" w:cs="Times New Roman"/>
-                <w:szCs w:val="24"/>
-                <w:lang w:val="en-US" w:eastAsia="en-ID"/>
-              </w:rPr>
-            </w:pPr>
-            <w:r>
-              <w:rPr>
-                <w:rFonts w:eastAsia="Times New Roman" w:cs="Times New Roman"/>
-                <w:szCs w:val="24"/>
-                <w:lang w:val="en-US" w:eastAsia="en-ID"/>
-              </w:rPr>
-              <w:t>1</w:t>
-            </w:r>
-          </w:p>
-        </w:tc>
-        <w:tc>
-          <w:tcPr>
-            <w:tcW w:w="8499" w:type="dxa"/>
-          </w:tcPr>
-          <w:p>
-            <w:pPr>
-              <w:spacing w:before="60" w:line="360" w:lineRule="auto"/>
-              <w:ind w:firstLine="0"/>
-              <w:jc w:val="left"/>
-              <w:rPr>
-                <w:rFonts w:eastAsia="Times New Roman" w:cs="Times New Roman"/>
-                <w:szCs w:val="24"/>
-                <w:lang w:val="en-US" w:eastAsia="en-ID"/>
-              </w:rPr>
-            </w:pPr>
-          </w:p>
-        </w:tc>
-      </w:tr>
-      <w:tr>
-        <w:tc>
-          <w:tcPr>
-            <w:tcW w:w="1129" w:type="dxa"/>
-          </w:tcPr>
-          <w:p>
-            <w:pPr>
-              <w:spacing w:before="60" w:line="360" w:lineRule="auto"/>
-              <w:ind w:firstLine="0"/>
-              <w:jc w:val="left"/>
-              <w:rPr>
-                <w:rFonts w:eastAsia="Times New Roman" w:cs="Times New Roman"/>
-                <w:szCs w:val="24"/>
-                <w:lang w:val="en-US" w:eastAsia="en-ID"/>
-              </w:rPr>
-            </w:pPr>
-            <w:r>
-              <w:rPr>
-                <w:rFonts w:eastAsia="Times New Roman" w:cs="Times New Roman"/>
-                <w:szCs w:val="24"/>
-                <w:lang w:val="en-US" w:eastAsia="en-ID"/>
-              </w:rPr>
-              <w:t>2</w:t>
-            </w:r>
-          </w:p>
-        </w:tc>
-        <w:tc>
-          <w:tcPr>
-            <w:tcW w:w="8499" w:type="dxa"/>
-          </w:tcPr>
-          <w:p>
-            <w:pPr>
-              <w:spacing w:before="60" w:line="360" w:lineRule="auto"/>
-              <w:ind w:firstLine="0"/>
-              <w:jc w:val="left"/>
-              <w:rPr>
-                <w:rFonts w:eastAsia="Times New Roman" w:cs="Times New Roman"/>
-                <w:szCs w:val="24"/>
-                <w:lang w:eastAsia="en-ID"/>
-              </w:rPr>
-            </w:pPr>
-          </w:p>
-        </w:tc>
-      </w:tr>
-      <w:tr>
-        <w:tc>
-          <w:tcPr>
-            <w:tcW w:w="1129" w:type="dxa"/>
-          </w:tcPr>
-          <w:p>
-            <w:pPr>
-              <w:spacing w:before="60" w:line="360" w:lineRule="auto"/>
-              <w:ind w:firstLine="0"/>
-              <w:jc w:val="left"/>
-              <w:rPr>
-                <w:rFonts w:eastAsia="Times New Roman" w:cs="Times New Roman"/>
-                <w:szCs w:val="24"/>
-                <w:lang w:val="en-US" w:eastAsia="en-ID"/>
-              </w:rPr>
-            </w:pPr>
-            <w:r>
-              <w:rPr>
-                <w:rFonts w:eastAsia="Times New Roman" w:cs="Times New Roman"/>
-                <w:szCs w:val="24"/>
-                <w:lang w:val="en-US" w:eastAsia="en-ID"/>
-              </w:rPr>
-              <w:t>3</w:t>
-            </w:r>
-          </w:p>
-        </w:tc>
-        <w:tc>
-          <w:tcPr>
-            <w:tcW w:w="8499" w:type="dxa"/>
-          </w:tcPr>
-          <w:p>
-            <w:pPr>
-              <w:spacing w:before="60" w:line="360" w:lineRule="auto"/>
-              <w:ind w:firstLine="0"/>
-              <w:jc w:val="left"/>
-              <w:rPr>
-                <w:rFonts w:eastAsia="Times New Roman" w:cs="Times New Roman"/>
-                <w:szCs w:val="24"/>
-                <w:lang w:val="en-US" w:eastAsia="en-ID"/>
-              </w:rPr>
-            </w:pPr>
-          </w:p>
-        </w:tc>
-      </w:tr>
-      <w:tr>
-        <w:tc>
-          <w:tcPr>
-            <w:tcW w:w="1129" w:type="dxa"/>
-          </w:tcPr>
-          <w:p>
-            <w:pPr>
-              <w:spacing w:before="60" w:line="360" w:lineRule="auto"/>
-              <w:ind w:firstLine="0"/>
-              <w:jc w:val="left"/>
-              <w:rPr>
-                <w:rFonts w:eastAsia="Times New Roman" w:cs="Times New Roman"/>
-                <w:szCs w:val="24"/>
-                <w:lang w:val="en-US" w:eastAsia="en-ID"/>
-              </w:rPr>
-            </w:pPr>
-            <w:r>
-              <w:rPr>
-                <w:rFonts w:eastAsia="Times New Roman" w:cs="Times New Roman"/>
-                <w:szCs w:val="24"/>
-                <w:lang w:val="en-US" w:eastAsia="en-ID"/>
-              </w:rPr>
-              <w:t>4</w:t>
-            </w:r>
-          </w:p>
-        </w:tc>
-        <w:tc>
-          <w:tcPr>
-            <w:tcW w:w="8499" w:type="dxa"/>
-          </w:tcPr>
-          <w:p>
-            <w:pPr>
-              <w:spacing w:before="60" w:line="360" w:lineRule="auto"/>
-              <w:ind w:firstLine="0"/>
-              <w:jc w:val="left"/>
-              <w:rPr>
-                <w:rFonts w:eastAsia="Times New Roman" w:cs="Times New Roman"/>
-                <w:szCs w:val="24"/>
-                <w:lang w:eastAsia="en-ID"/>
-              </w:rPr>
-            </w:pPr>
-          </w:p>
-        </w:tc>
-      </w:tr>
-    </w:tbl>
-    <w:p>
-      <w:pPr>
-        <w:spacing w:before="60" w:line="360" w:lineRule="auto"/>
-        <w:ind w:firstLine="0"/>
-        <w:jc w:val="left"/>
-        <w:rPr>
-          <w:rFonts w:eastAsia="Times New Roman" w:cs="Times New Roman"/>
-          <w:b/>
-          <w:bCs/>
-          <w:kern w:val="0"/>
-          <w:szCs w:val="24"/>
-          <w:lang w:eastAsia="en-ID"/>
-          <w14:ligatures w14:val="none"/>
-        </w:rPr>
-      </w:pPr>
-    </w:p>
     <w:sectPr>
-      <w:headerReference w:type="default" r:id="rId7"/>
-      <w:footerReference w:type="default" r:id="rId8"/>
+      <w:headerReference w:type="default" r:id="rId24"/>
+      <w:footerReference w:type="default" r:id="rId25"/>
       <w:pgSz w:w="11906" w:h="16838" w:code="9"/>
       <w:pgMar w:top="1134" w:right="1134" w:bottom="1134" w:left="1134" w:header="567" w:footer="567" w:gutter="0"/>
       <w:cols w:space="708"/>
@@ -5001,7 +4028,7 @@
                 <w:sz w:val="20"/>
                 <w:szCs w:val="20"/>
               </w:rPr>
-              <w:t>3</w:t>
+              <w:t>6</w:t>
             </w:r>
             <w:r>
               <w:rPr>
@@ -9084,7 +8111,6 @@
   <w:style w:type="character" w:default="1" w:styleId="DefaultParagraphFont">
     <w:name w:val="Default Paragraph Font"/>
     <w:uiPriority w:val="1"/>
-    <w:semiHidden/>
     <w:unhideWhenUsed/>
   </w:style>
   <w:style w:type="table" w:default="1" w:styleId="TableNormal">
